--- a/kuliah/DocumentGenerator_Laporan_Praktikum/src/templates/format-3.docx
+++ b/kuliah/DocumentGenerator_Laporan_Praktikum/src/templates/format-3.docx
@@ -1,6 +1,6 @@
 
 <file path=word/document.xml><?xml version="1.0" encoding="utf-8"?>
-<w:document xmlns:wpc="http://schemas.microsoft.com/office/word/2010/wordprocessingCanvas" xmlns:cx="http://schemas.microsoft.com/office/drawing/2014/chartex" xmlns:cx1="http://schemas.microsoft.com/office/drawing/2015/9/8/chartex" xmlns:cx2="http://schemas.microsoft.com/office/drawing/2015/10/21/chartex" xmlns:cx3="http://schemas.microsoft.com/office/drawing/2016/5/9/chartex" xmlns:cx4="http://schemas.microsoft.com/office/drawing/2016/5/10/chartex" xmlns:cx5="http://schemas.microsoft.com/office/drawing/2016/5/11/chartex" xmlns:cx6="http://schemas.microsoft.com/office/drawing/2016/5/12/chartex" xmlns:cx7="http://schemas.microsoft.com/office/drawing/2016/5/13/chartex" xmlns:cx8="http://schemas.microsoft.com/office/drawing/2016/5/14/chartex" xmlns:mc="http://schemas.openxmlformats.org/markup-compatibility/2006" xmlns:aink="http://schemas.microsoft.com/office/drawing/2016/ink" xmlns:am3d="http://schemas.microsoft.com/office/drawing/2017/model3d" xmlns:o="urn:schemas-microsoft-com:office:office" xmlns:oel="http://schemas.microsoft.com/office/2019/extlst" xmlns:r="http://schemas.openxmlformats.org/officeDocument/2006/relationships" xmlns:m="http://schemas.openxmlformats.org/officeDocument/2006/math" xmlns:v="urn:schemas-microsoft-com:vml" xmlns:wp14="http://schemas.microsoft.com/office/word/2010/wordprocessingDrawing" xmlns:wp="http://schemas.openxmlformats.org/drawingml/2006/wordprocessingDrawing" xmlns:w10="urn:schemas-microsoft-com:office:word" xmlns:w="http://schemas.openxmlformats.org/wordprocessingml/2006/main" xmlns:w14="http://schemas.microsoft.com/office/word/2010/wordml" xmlns:w15="http://schemas.microsoft.com/office/word/2012/wordml" xmlns:w16cex="http://schemas.microsoft.com/office/word/2018/wordml/cex" xmlns:w16cid="http://schemas.microsoft.com/office/word/2016/wordml/cid" xmlns:w16="http://schemas.microsoft.com/office/word/2018/wordml" xmlns:w16du="http://schemas.microsoft.com/office/word/2023/wordml/word16du" xmlns:w16sdtdh="http://schemas.microsoft.com/office/word/2020/wordml/sdtdatahash" xmlns:w16sdtfl="http://schemas.microsoft.com/office/word/2024/wordml/sdtformatlock" xmlns:w16se="http://schemas.microsoft.com/office/word/2015/wordml/symex" xmlns:wpg="http://schemas.microsoft.com/office/word/2010/wordprocessingGroup" xmlns:wpi="http://schemas.microsoft.com/office/word/2010/wordprocessingInk" xmlns:wne="http://schemas.microsoft.com/office/word/2006/wordml" xmlns:wps="http://schemas.microsoft.com/office/word/2010/wordprocessingShape" mc:Ignorable="w14 w15 w16se w16cid w16 w16cex w16sdtdh w16sdtfl w16du wp14">
+<w:document xmlns:wpc="http://schemas.microsoft.com/office/word/2010/wordprocessingCanvas" xmlns:cx="http://schemas.microsoft.com/office/drawing/2014/chartex" xmlns:cx1="http://schemas.microsoft.com/office/drawing/2015/9/8/chartex" xmlns:cx2="http://schemas.microsoft.com/office/drawing/2015/10/21/chartex" xmlns:cx3="http://schemas.microsoft.com/office/drawing/2016/5/9/chartex" xmlns:cx4="http://schemas.microsoft.com/office/drawing/2016/5/10/chartex" xmlns:cx5="http://schemas.microsoft.com/office/drawing/2016/5/11/chartex" xmlns:cx6="http://schemas.microsoft.com/office/drawing/2016/5/12/chartex" xmlns:cx7="http://schemas.microsoft.com/office/drawing/2016/5/13/chartex" xmlns:cx8="http://schemas.microsoft.com/office/drawing/2016/5/14/chartex" xmlns:mc="http://schemas.openxmlformats.org/markup-compatibility/2006" xmlns:aink="http://schemas.microsoft.com/office/drawing/2016/ink" xmlns:am3d="http://schemas.microsoft.com/office/drawing/2017/model3d" xmlns:o="urn:schemas-microsoft-com:office:office" xmlns:r="http://schemas.openxmlformats.org/officeDocument/2006/relationships" xmlns:m="http://schemas.openxmlformats.org/officeDocument/2006/math" xmlns:v="urn:schemas-microsoft-com:vml" xmlns:wp14="http://schemas.microsoft.com/office/word/2010/wordprocessingDrawing" xmlns:wp="http://schemas.openxmlformats.org/drawingml/2006/wordprocessingDrawing" xmlns:w10="urn:schemas-microsoft-com:office:word" xmlns:w="http://schemas.openxmlformats.org/wordprocessingml/2006/main" xmlns:w14="http://schemas.microsoft.com/office/word/2010/wordml" xmlns:w15="http://schemas.microsoft.com/office/word/2012/wordml" xmlns:w16cex="http://schemas.microsoft.com/office/word/2018/wordml/cex" xmlns:w16cid="http://schemas.microsoft.com/office/word/2016/wordml/cid" xmlns:w16="http://schemas.microsoft.com/office/word/2018/wordml" xmlns:w16se="http://schemas.microsoft.com/office/word/2015/wordml/symex" xmlns:wpg="http://schemas.microsoft.com/office/word/2010/wordprocessingGroup" xmlns:wpi="http://schemas.microsoft.com/office/word/2010/wordprocessingInk" xmlns:wne="http://schemas.microsoft.com/office/word/2006/wordml" xmlns:wps="http://schemas.microsoft.com/office/word/2010/wordprocessingShape" mc:Ignorable="w14 w15 w16se w16cid w16 w16cex wp14">
   <w:body>
     <w:p>
       <w:pPr>
@@ -30,7 +30,6 @@
           <w:lang w:val="en-US"/>
         </w:rPr>
       </w:pPr>
-      <w:proofErr w:type="gramStart"/>
       <w:r>
         <w:rPr>
           <w:b/>
@@ -38,19 +37,43 @@
           <w:szCs w:val="28"/>
           <w:lang w:val="en-US"/>
         </w:rPr>
-        <w:t xml:space="preserve">{{ </w:t>
-      </w:r>
-      <w:proofErr w:type="spellStart"/>
-      <w:r>
+        <w:t>{{ mata_kuliah }}</w:t>
+      </w:r>
+    </w:p>
+    <w:p>
+      <w:pPr>
+        <w:jc w:val="center"/>
+        <w:rPr>
+          <w:b/>
+        </w:rPr>
+      </w:pPr>
+    </w:p>
+    <w:p>
+      <w:pPr>
+        <w:jc w:val="center"/>
+        <w:rPr>
+          <w:b/>
+        </w:rPr>
+      </w:pPr>
+    </w:p>
+    <w:p>
+      <w:pPr>
+        <w:jc w:val="center"/>
         <w:rPr>
           <w:b/>
           <w:sz w:val="28"/>
           <w:szCs w:val="28"/>
           <w:lang w:val="en-US"/>
         </w:rPr>
-        <w:t>mata</w:t>
-      </w:r>
-      <w:proofErr w:type="gramEnd"/>
+      </w:pPr>
+      <w:r>
+        <w:rPr>
+          <w:b/>
+          <w:sz w:val="28"/>
+          <w:szCs w:val="28"/>
+        </w:rPr>
+        <w:t>MODUL</w:t>
+      </w:r>
       <w:r>
         <w:rPr>
           <w:b/>
@@ -58,9 +81,8 @@
           <w:szCs w:val="28"/>
           <w:lang w:val="en-US"/>
         </w:rPr>
-        <w:t>_</w:t>
-      </w:r>
-      <w:proofErr w:type="gramStart"/>
+        <w:t xml:space="preserve"> </w:t>
+      </w:r>
       <w:r>
         <w:rPr>
           <w:b/>
@@ -68,19 +90,19 @@
           <w:szCs w:val="28"/>
           <w:lang w:val="en-US"/>
         </w:rPr>
-        <w:t>kuliah</w:t>
-      </w:r>
-      <w:proofErr w:type="spellEnd"/>
-      <w:r>
+        <w:t>{{ nomor_modul }}</w:t>
+      </w:r>
+    </w:p>
+    <w:p>
+      <w:pPr>
+        <w:jc w:val="center"/>
         <w:rPr>
           <w:b/>
           <w:sz w:val="28"/>
           <w:szCs w:val="28"/>
           <w:lang w:val="en-US"/>
         </w:rPr>
-        <w:t xml:space="preserve"> }</w:t>
-      </w:r>
-      <w:proofErr w:type="gramEnd"/>
+      </w:pPr>
       <w:r>
         <w:rPr>
           <w:b/>
@@ -88,120 +110,7 @@
           <w:szCs w:val="28"/>
           <w:lang w:val="en-US"/>
         </w:rPr>
-        <w:t>}</w:t>
-      </w:r>
-    </w:p>
-    <w:p>
-      <w:pPr>
-        <w:jc w:val="center"/>
-        <w:rPr>
-          <w:b/>
-        </w:rPr>
-      </w:pPr>
-    </w:p>
-    <w:p>
-      <w:pPr>
-        <w:jc w:val="center"/>
-        <w:rPr>
-          <w:b/>
-        </w:rPr>
-      </w:pPr>
-    </w:p>
-    <w:p>
-      <w:pPr>
-        <w:jc w:val="center"/>
-        <w:rPr>
-          <w:b/>
-          <w:sz w:val="28"/>
-          <w:szCs w:val="28"/>
-          <w:lang w:val="en-US"/>
-        </w:rPr>
-      </w:pPr>
-      <w:r>
-        <w:rPr>
-          <w:b/>
-          <w:sz w:val="28"/>
-          <w:szCs w:val="28"/>
-        </w:rPr>
-        <w:t>MODUL</w:t>
-      </w:r>
-      <w:r>
-        <w:rPr>
-          <w:b/>
-          <w:sz w:val="28"/>
-          <w:szCs w:val="28"/>
-          <w:lang w:val="en-US"/>
-        </w:rPr>
-        <w:t xml:space="preserve"> </w:t>
-      </w:r>
-      <w:r>
-        <w:rPr>
-          <w:b/>
-          <w:sz w:val="28"/>
-          <w:szCs w:val="28"/>
-          <w:lang w:val="en-US"/>
-        </w:rPr>
-        <w:t xml:space="preserve">{{ </w:t>
-      </w:r>
-      <w:proofErr w:type="spellStart"/>
-      <w:r>
-        <w:rPr>
-          <w:b/>
-          <w:sz w:val="28"/>
-          <w:szCs w:val="28"/>
-          <w:lang w:val="en-US"/>
-        </w:rPr>
-        <w:t>nomor_modul</w:t>
-      </w:r>
-      <w:proofErr w:type="spellEnd"/>
-      <w:r>
-        <w:rPr>
-          <w:b/>
-          <w:sz w:val="28"/>
-          <w:szCs w:val="28"/>
-          <w:lang w:val="en-US"/>
-        </w:rPr>
-        <w:t xml:space="preserve"> }}</w:t>
-      </w:r>
-    </w:p>
-    <w:p>
-      <w:pPr>
-        <w:jc w:val="center"/>
-        <w:rPr>
-          <w:b/>
-          <w:sz w:val="28"/>
-          <w:szCs w:val="28"/>
-          <w:lang w:val="en-US"/>
-        </w:rPr>
-      </w:pPr>
-      <w:r>
-        <w:rPr>
-          <w:b/>
-          <w:sz w:val="28"/>
-          <w:szCs w:val="28"/>
-          <w:lang w:val="en-US"/>
-        </w:rPr>
-        <w:t xml:space="preserve">{{ </w:t>
-      </w:r>
-      <w:proofErr w:type="spellStart"/>
-      <w:r>
-        <w:rPr>
-          <w:b/>
-          <w:sz w:val="28"/>
-          <w:szCs w:val="28"/>
-          <w:lang w:val="en-US"/>
-        </w:rPr>
-        <w:t>judul</w:t>
-      </w:r>
-      <w:proofErr w:type="spellEnd"/>
-      <w:r>
-        <w:rPr>
-          <w:b/>
-          <w:sz w:val="28"/>
-          <w:szCs w:val="28"/>
-          <w:lang w:val="en-US"/>
-        </w:rPr>
-        <w:t xml:space="preserve"> }}</w:t>
+        <w:t>{{ judul }}</w:t>
       </w:r>
     </w:p>
     <w:p>
@@ -3055,7 +2964,6 @@
       </w:pPr>
       <w:bookmarkStart w:id="0" w:name="_Toc197688582"/>
       <w:r>
-        <w:lastRenderedPageBreak/>
         <w:t>DAFTAR GAMBAR</w:t>
       </w:r>
       <w:bookmarkEnd w:id="0"/>
@@ -3140,7 +3048,6 @@
       </w:pPr>
       <w:bookmarkStart w:id="1" w:name="_Toc197688583"/>
       <w:r>
-        <w:lastRenderedPageBreak/>
         <w:t>HASIL PRAKTIKUM</w:t>
       </w:r>
       <w:bookmarkEnd w:id="1"/>
@@ -3159,25 +3066,7 @@
           <w:szCs w:val="34"/>
           <w:lang w:val="en-US"/>
         </w:rPr>
-        <w:t xml:space="preserve">{% for item in </w:t>
-      </w:r>
-      <w:proofErr w:type="spellStart"/>
-      <w:r>
-        <w:rPr>
-          <w:sz w:val="34"/>
-          <w:szCs w:val="34"/>
-          <w:lang w:val="en-US"/>
-        </w:rPr>
-        <w:t>daftar_sub_bab</w:t>
-      </w:r>
-      <w:proofErr w:type="spellEnd"/>
-      <w:r>
-        <w:rPr>
-          <w:sz w:val="34"/>
-          <w:szCs w:val="34"/>
-          <w:lang w:val="en-US"/>
-        </w:rPr>
-        <w:t xml:space="preserve"> %}</w:t>
+        <w:t>{% for item in daftar_sub_bab %}</w:t>
       </w:r>
     </w:p>
     <w:p>
@@ -3193,23 +3082,50 @@
         <w:t>I</w:t>
       </w:r>
       <w:r>
-        <w:t xml:space="preserve">.{{ </w:t>
-      </w:r>
-      <w:proofErr w:type="spellStart"/>
-      <w:r>
-        <w:t>loop.index</w:t>
-      </w:r>
-      <w:proofErr w:type="spellEnd"/>
-      <w:r>
-        <w:t xml:space="preserve"> }} {{ </w:t>
-      </w:r>
-      <w:proofErr w:type="spellStart"/>
-      <w:r>
-        <w:t>item.judul_sub_bab</w:t>
-      </w:r>
-      <w:proofErr w:type="spellEnd"/>
-      <w:r>
-        <w:t xml:space="preserve"> }}</w:t>
+        <w:t>.{{ loop.index }} {{ item.judul_sub_bab }}</w:t>
+      </w:r>
+    </w:p>
+    <w:p>
+      <w:pPr>
+        <w:ind w:left="357"/>
+        <w:rPr>
+          <w:lang w:val="en-US"/>
+        </w:rPr>
+      </w:pPr>
+      <w:r>
+        <w:rPr>
+          <w:lang w:val="en-US"/>
+        </w:rPr>
+        <w:t>{% if item.penjelasan_singkat and item.penjelasan_singkat != "##HAPUS##" %}</w:t>
+      </w:r>
+    </w:p>
+    <w:p>
+      <w:pPr>
+        <w:spacing w:after="240"/>
+        <w:ind w:left="357" w:firstLine="363"/>
+        <w:rPr>
+          <w:lang w:val="en-US"/>
+        </w:rPr>
+      </w:pPr>
+      <w:r>
+        <w:rPr>
+          <w:lang w:val="en-US"/>
+        </w:rPr>
+        <w:t>{{ item.penjelasan_singkat }}</w:t>
+      </w:r>
+    </w:p>
+    <w:p>
+      <w:pPr>
+        <w:ind w:firstLine="357"/>
+        <w:rPr>
+          <w:lang w:val="en-US"/>
+        </w:rPr>
+      </w:pPr>
+      <w:r>
+        <w:rPr>
+          <w:lang w:val="en-US"/>
+        </w:rPr>
+        <w:t>{% endif %}</w:t>
       </w:r>
     </w:p>
     <w:p>
@@ -3243,15 +3159,7 @@
         <w:t xml:space="preserve"> </w:t>
       </w:r>
       <w:r>
-        <w:t xml:space="preserve">{{ </w:t>
-      </w:r>
-      <w:proofErr w:type="spellStart"/>
-      <w:r>
-        <w:t>item.label_point_a</w:t>
-      </w:r>
-      <w:proofErr w:type="spellEnd"/>
-      <w:r>
-        <w:t xml:space="preserve"> }}</w:t>
+        <w:t>{{ item.label_point_a }}</w:t>
       </w:r>
       <w:r>
         <w:t xml:space="preserve"> </w:t>
@@ -3280,15 +3188,7 @@
         <w:pStyle w:val="Code"/>
       </w:pPr>
       <w:r>
-        <w:t xml:space="preserve">{{ </w:t>
-      </w:r>
-      <w:proofErr w:type="spellStart"/>
-      <w:r>
-        <w:t>k.isi</w:t>
-      </w:r>
-      <w:proofErr w:type="spellEnd"/>
-      <w:r>
-        <w:t xml:space="preserve"> }}</w:t>
+        <w:t>{{ k.isi }}</w:t>
       </w:r>
     </w:p>
     <w:p>
@@ -3358,13 +3258,8 @@
       <w:r>
         <w:t xml:space="preserve"> </w:t>
       </w:r>
-      <w:proofErr w:type="spellStart"/>
-      <w:r>
-        <w:t>Tampilan</w:t>
-      </w:r>
-      <w:proofErr w:type="spellEnd"/>
-      <w:r>
-        <w:t xml:space="preserve"> </w:t>
+      <w:r>
+        <w:t xml:space="preserve">Tampilan </w:t>
       </w:r>
       <w:r>
         <w:t xml:space="preserve">Hasil </w:t>
@@ -3381,61 +3276,19 @@
         <w:rPr>
           <w:lang w:val="en-US"/>
         </w:rPr>
-        <w:t xml:space="preserve">{% for </w:t>
-      </w:r>
-      <w:proofErr w:type="spellStart"/>
+        <w:t>{% for gbr in item.list_gambar %}</w:t>
+      </w:r>
       <w:r>
         <w:rPr>
           <w:lang w:val="en-US"/>
         </w:rPr>
-        <w:t>gbr</w:t>
-      </w:r>
-      <w:proofErr w:type="spellEnd"/>
+        <w:t xml:space="preserve"> </w:t>
+      </w:r>
       <w:r>
         <w:rPr>
           <w:lang w:val="en-US"/>
         </w:rPr>
-        <w:t xml:space="preserve"> in </w:t>
-      </w:r>
-      <w:proofErr w:type="spellStart"/>
-      <w:r>
-        <w:rPr>
-          <w:lang w:val="en-US"/>
-        </w:rPr>
-        <w:t>item.list_gambar</w:t>
-      </w:r>
-      <w:proofErr w:type="spellEnd"/>
-      <w:r>
-        <w:rPr>
-          <w:lang w:val="en-US"/>
-        </w:rPr>
-        <w:t xml:space="preserve"> %}</w:t>
-      </w:r>
-      <w:r>
-        <w:rPr>
-          <w:lang w:val="en-US"/>
-        </w:rPr>
-        <w:t xml:space="preserve"> </w:t>
-      </w:r>
-      <w:r>
-        <w:rPr>
-          <w:lang w:val="en-US"/>
-        </w:rPr>
-        <w:t xml:space="preserve">{{ </w:t>
-      </w:r>
-      <w:proofErr w:type="spellStart"/>
-      <w:r>
-        <w:rPr>
-          <w:lang w:val="en-US"/>
-        </w:rPr>
-        <w:t>gbr.objek_gambar</w:t>
-      </w:r>
-      <w:proofErr w:type="spellEnd"/>
-      <w:r>
-        <w:rPr>
-          <w:lang w:val="en-US"/>
-        </w:rPr>
-        <w:t xml:space="preserve"> }}</w:t>
+        <w:t>{{ gbr.objek_gambar }}</w:t>
       </w:r>
     </w:p>
     <w:p>
@@ -3520,21 +3373,7 @@
         <w:rPr>
           <w:lang w:val="en-US"/>
         </w:rPr>
-        <w:t xml:space="preserve">{% for p in </w:t>
-      </w:r>
-      <w:proofErr w:type="spellStart"/>
-      <w:r>
-        <w:rPr>
-          <w:lang w:val="en-US"/>
-        </w:rPr>
-        <w:t>item.list_paragraf_analisa</w:t>
-      </w:r>
-      <w:proofErr w:type="spellEnd"/>
-      <w:r>
-        <w:rPr>
-          <w:lang w:val="en-US"/>
-        </w:rPr>
-        <w:t xml:space="preserve"> %}</w:t>
+        <w:t>{% for p in item.list_paragraf_analisa %}</w:t>
       </w:r>
     </w:p>
     <w:p>
@@ -3548,21 +3387,7 @@
         <w:rPr>
           <w:lang w:val="en-US"/>
         </w:rPr>
-        <w:t xml:space="preserve">{{ </w:t>
-      </w:r>
-      <w:proofErr w:type="spellStart"/>
-      <w:r>
-        <w:rPr>
-          <w:lang w:val="en-US"/>
-        </w:rPr>
-        <w:t>p.teks</w:t>
-      </w:r>
-      <w:proofErr w:type="spellEnd"/>
-      <w:r>
-        <w:rPr>
-          <w:lang w:val="en-US"/>
-        </w:rPr>
-        <w:t xml:space="preserve"> }}</w:t>
+        <w:t>{{ p.teks }}</w:t>
       </w:r>
     </w:p>
     <w:p>
@@ -3576,47 +3401,19 @@
         <w:rPr>
           <w:lang w:val="en-US"/>
         </w:rPr>
-        <w:t xml:space="preserve">{% </w:t>
-      </w:r>
-      <w:proofErr w:type="spellStart"/>
+        <w:t>{% endfor %}</w:t>
+      </w:r>
       <w:r>
         <w:rPr>
           <w:lang w:val="en-US"/>
         </w:rPr>
-        <w:t>endfor</w:t>
-      </w:r>
-      <w:proofErr w:type="spellEnd"/>
+        <w:t xml:space="preserve"> </w:t>
+      </w:r>
       <w:r>
         <w:rPr>
           <w:lang w:val="en-US"/>
         </w:rPr>
-        <w:t xml:space="preserve"> %}</w:t>
-      </w:r>
-      <w:r>
-        <w:rPr>
-          <w:lang w:val="en-US"/>
-        </w:rPr>
-        <w:t xml:space="preserve"> </w:t>
-      </w:r>
-      <w:r>
-        <w:rPr>
-          <w:lang w:val="en-US"/>
-        </w:rPr>
-        <w:t xml:space="preserve">{% </w:t>
-      </w:r>
-      <w:proofErr w:type="spellStart"/>
-      <w:r>
-        <w:rPr>
-          <w:lang w:val="en-US"/>
-        </w:rPr>
-        <w:t>endfor</w:t>
-      </w:r>
-      <w:proofErr w:type="spellEnd"/>
-      <w:r>
-        <w:rPr>
-          <w:lang w:val="en-US"/>
-        </w:rPr>
-        <w:t xml:space="preserve"> %}</w:t>
+        <w:t>{% endfor %}</w:t>
       </w:r>
     </w:p>
     <w:p>
@@ -3648,91 +3445,14 @@
         <w:pStyle w:val="Text"/>
         <w:spacing w:before="240"/>
       </w:pPr>
-      <w:proofErr w:type="spellStart"/>
-      <w:r>
-        <w:t>Berdasarkan</w:t>
-      </w:r>
-      <w:proofErr w:type="spellEnd"/>
-      <w:r>
-        <w:t xml:space="preserve"> </w:t>
-      </w:r>
-      <w:proofErr w:type="spellStart"/>
-      <w:r>
-        <w:t>praktikum</w:t>
-      </w:r>
-      <w:proofErr w:type="spellEnd"/>
-      <w:r>
-        <w:t xml:space="preserve"> yang </w:t>
-      </w:r>
-      <w:proofErr w:type="spellStart"/>
-      <w:r>
-        <w:t>telah</w:t>
-      </w:r>
-      <w:proofErr w:type="spellEnd"/>
-      <w:r>
-        <w:t xml:space="preserve"> </w:t>
-      </w:r>
-      <w:proofErr w:type="spellStart"/>
-      <w:r>
-        <w:t>dilaksanakan</w:t>
-      </w:r>
-      <w:proofErr w:type="spellEnd"/>
-      <w:r>
-        <w:t xml:space="preserve">, </w:t>
-      </w:r>
-      <w:proofErr w:type="spellStart"/>
-      <w:r>
-        <w:t>bahwa</w:t>
-      </w:r>
-      <w:proofErr w:type="spellEnd"/>
-      <w:r>
-        <w:t xml:space="preserve"> pada </w:t>
-      </w:r>
-      <w:proofErr w:type="spellStart"/>
-      <w:r>
-        <w:t>pertemuan</w:t>
-      </w:r>
-      <w:proofErr w:type="spellEnd"/>
-      <w:r>
-        <w:t xml:space="preserve"> </w:t>
+      <w:r>
+        <w:t xml:space="preserve">Berdasarkan praktikum yang telah dilaksanakan, bahwa pada pertemuan </w:t>
       </w:r>
       <w:r>
         <w:t>ke-</w:t>
       </w:r>
       <w:r>
-        <w:t xml:space="preserve">{{ </w:t>
-      </w:r>
-      <w:proofErr w:type="spellStart"/>
-      <w:r>
-        <w:t>nomor_modul</w:t>
-      </w:r>
-      <w:proofErr w:type="spellEnd"/>
-      <w:r>
-        <w:t xml:space="preserve"> }} ini </w:t>
-      </w:r>
-      <w:proofErr w:type="spellStart"/>
-      <w:r>
-        <w:t>tidak</w:t>
-      </w:r>
-      <w:proofErr w:type="spellEnd"/>
-      <w:r>
-        <w:t xml:space="preserve"> </w:t>
-      </w:r>
-      <w:proofErr w:type="spellStart"/>
-      <w:r>
-        <w:t>terdapat</w:t>
-      </w:r>
-      <w:proofErr w:type="spellEnd"/>
-      <w:r>
-        <w:t xml:space="preserve"> tugas </w:t>
-      </w:r>
-      <w:proofErr w:type="spellStart"/>
-      <w:r>
-        <w:t>praktikum</w:t>
-      </w:r>
-      <w:proofErr w:type="spellEnd"/>
-      <w:r>
-        <w:t>.</w:t>
+        <w:t>{{ nomor_modul }} ini tidak terdapat tugas praktikum.</w:t>
       </w:r>
     </w:p>
     <w:p>
@@ -3757,26 +3477,16 @@
           <w:szCs w:val="34"/>
           <w:lang w:val="en-US"/>
         </w:rPr>
-        <w:t xml:space="preserve">{% for item in </w:t>
-      </w:r>
-      <w:proofErr w:type="spellStart"/>
+        <w:t>{% for item in daftar_</w:t>
+      </w:r>
       <w:r>
         <w:rPr>
           <w:sz w:val="34"/>
           <w:szCs w:val="34"/>
           <w:lang w:val="en-US"/>
         </w:rPr>
-        <w:t>daftar_</w:t>
-      </w:r>
-      <w:r>
-        <w:rPr>
-          <w:sz w:val="34"/>
-          <w:szCs w:val="34"/>
-          <w:lang w:val="en-US"/>
-        </w:rPr>
         <w:t>tugas</w:t>
       </w:r>
-      <w:proofErr w:type="spellEnd"/>
       <w:r>
         <w:rPr>
           <w:sz w:val="34"/>
@@ -3799,27 +3509,54 @@
         <w:t>II</w:t>
       </w:r>
       <w:r>
-        <w:t xml:space="preserve">.{{ </w:t>
-      </w:r>
-      <w:proofErr w:type="spellStart"/>
-      <w:r>
-        <w:t>loop.index</w:t>
-      </w:r>
-      <w:proofErr w:type="spellEnd"/>
-      <w:r>
-        <w:t xml:space="preserve"> }} {{ </w:t>
-      </w:r>
-      <w:proofErr w:type="spellStart"/>
-      <w:r>
-        <w:t>item.judul_sub_bab</w:t>
-      </w:r>
-      <w:proofErr w:type="spellEnd"/>
-      <w:r>
-        <w:t xml:space="preserve"> }}</w:t>
+        <w:t>.{{ loop.index }} {{ item.judul_sub_bab }}</w:t>
       </w:r>
     </w:p>
     <w:p>
       <w:pPr>
+        <w:ind w:left="357"/>
+        <w:rPr>
+          <w:lang w:val="en-US"/>
+        </w:rPr>
+      </w:pPr>
+      <w:r>
+        <w:rPr>
+          <w:lang w:val="en-US"/>
+        </w:rPr>
+        <w:t>{% if item.penjelasan_singkat and item.penjelasan_singkat != "##HAPUS##" %}</w:t>
+      </w:r>
+    </w:p>
+    <w:p>
+      <w:pPr>
+        <w:spacing w:after="240"/>
+        <w:ind w:left="357" w:firstLine="363"/>
+        <w:rPr>
+          <w:lang w:val="en-US"/>
+        </w:rPr>
+      </w:pPr>
+      <w:r>
+        <w:rPr>
+          <w:lang w:val="en-US"/>
+        </w:rPr>
+        <w:t>{{ item.penjelasan_singkat }}</w:t>
+      </w:r>
+    </w:p>
+    <w:p>
+      <w:pPr>
+        <w:ind w:firstLine="357"/>
+        <w:rPr>
+          <w:lang w:val="en-US"/>
+        </w:rPr>
+      </w:pPr>
+      <w:r>
+        <w:rPr>
+          <w:lang w:val="en-US"/>
+        </w:rPr>
+        <w:t>{% endif %}</w:t>
+      </w:r>
+    </w:p>
+    <w:p>
+      <w:pPr>
         <w:ind w:left="360"/>
         <w:rPr>
           <w:lang w:val="en-US"/>
@@ -3829,55 +3566,13 @@
         <w:rPr>
           <w:lang w:val="en-US"/>
         </w:rPr>
-        <w:t xml:space="preserve">{% if </w:t>
-      </w:r>
-      <w:proofErr w:type="spellStart"/>
+        <w:t>{% if item.tipe == “3” %}</w:t>
+      </w:r>
       <w:r>
         <w:rPr>
           <w:lang w:val="en-US"/>
         </w:rPr>
-        <w:t>item.tipe</w:t>
-      </w:r>
-      <w:proofErr w:type="spellEnd"/>
-      <w:r>
-        <w:rPr>
-          <w:lang w:val="en-US"/>
-        </w:rPr>
-        <w:t xml:space="preserve"> == “3” %}</w:t>
-      </w:r>
-      <w:r>
-        <w:rPr>
-          <w:lang w:val="en-US"/>
-        </w:rPr>
-        <w:t xml:space="preserve">{% for </w:t>
-      </w:r>
-      <w:proofErr w:type="spellStart"/>
-      <w:r>
-        <w:rPr>
-          <w:lang w:val="en-US"/>
-        </w:rPr>
-        <w:t>qa</w:t>
-      </w:r>
-      <w:proofErr w:type="spellEnd"/>
-      <w:r>
-        <w:rPr>
-          <w:lang w:val="en-US"/>
-        </w:rPr>
-        <w:t xml:space="preserve"> in </w:t>
-      </w:r>
-      <w:proofErr w:type="spellStart"/>
-      <w:r>
-        <w:rPr>
-          <w:lang w:val="en-US"/>
-        </w:rPr>
-        <w:t>item.qa_list</w:t>
-      </w:r>
-      <w:proofErr w:type="spellEnd"/>
-      <w:r>
-        <w:rPr>
-          <w:lang w:val="en-US"/>
-        </w:rPr>
-        <w:t xml:space="preserve"> %}</w:t>
+        <w:t>{% for qa in item.qa_list %}</w:t>
       </w:r>
     </w:p>
     <w:tbl>
@@ -3917,29 +3612,18 @@
               </w:rPr>
               <w:t xml:space="preserve">{{ </w:t>
             </w:r>
-            <w:proofErr w:type="spellStart"/>
             <w:r>
               <w:rPr>
                 <w:sz w:val="2"/>
                 <w:szCs w:val="2"/>
                 <w:lang w:val="en-US"/>
               </w:rPr>
-              <w:t>loop.index</w:t>
-            </w:r>
-            <w:proofErr w:type="spellEnd"/>
-            <w:r>
-              <w:rPr>
-                <w:sz w:val="2"/>
-                <w:szCs w:val="2"/>
+              <w:t xml:space="preserve">loop.index </w:t>
+            </w:r>
+            <w:r>
+              <w:rPr>
                 <w:lang w:val="en-US"/>
               </w:rPr>
-              <w:t xml:space="preserve"> </w:t>
-            </w:r>
-            <w:r>
-              <w:rPr>
-                <w:lang w:val="en-US"/>
-              </w:rPr>
-              <w:lastRenderedPageBreak/>
               <w:t>}}</w:t>
             </w:r>
           </w:p>
@@ -3958,22 +3642,7 @@
               <w:rPr>
                 <w:lang w:val="en-US"/>
               </w:rPr>
-              <w:lastRenderedPageBreak/>
-              <w:t xml:space="preserve">{{ </w:t>
-            </w:r>
-            <w:proofErr w:type="spellStart"/>
-            <w:r>
-              <w:rPr>
-                <w:lang w:val="en-US"/>
-              </w:rPr>
-              <w:t>qa.q</w:t>
-            </w:r>
-            <w:proofErr w:type="spellEnd"/>
-            <w:r>
-              <w:rPr>
-                <w:lang w:val="en-US"/>
-              </w:rPr>
-              <w:t xml:space="preserve"> }}</w:t>
+              <w:t>{{ qa.q }}</w:t>
             </w:r>
           </w:p>
           <w:p>
@@ -3984,23 +3653,13 @@
                 <w:lang w:val="en-US"/>
               </w:rPr>
             </w:pPr>
-            <w:proofErr w:type="spellStart"/>
             <w:r>
               <w:rPr>
                 <w:b/>
                 <w:bCs/>
                 <w:lang w:val="en-US"/>
               </w:rPr>
-              <w:t>Jawaban</w:t>
-            </w:r>
-            <w:proofErr w:type="spellEnd"/>
-            <w:r>
-              <w:rPr>
-                <w:b/>
-                <w:bCs/>
-                <w:lang w:val="en-US"/>
-              </w:rPr>
-              <w:t>:</w:t>
+              <w:t>Jawaban:</w:t>
             </w:r>
           </w:p>
           <w:p>
@@ -4008,15 +3667,7 @@
               <w:pStyle w:val="Text"/>
             </w:pPr>
             <w:r>
-              <w:t xml:space="preserve">{{ </w:t>
-            </w:r>
-            <w:proofErr w:type="spellStart"/>
-            <w:r>
-              <w:t>qa.a</w:t>
-            </w:r>
-            <w:proofErr w:type="spellEnd"/>
-            <w:r>
-              <w:t xml:space="preserve"> }}</w:t>
+              <w:t>{{ qa.a }}</w:t>
             </w:r>
           </w:p>
         </w:tc>
@@ -4033,21 +3684,7 @@
         <w:rPr>
           <w:lang w:val="en-US"/>
         </w:rPr>
-        <w:t xml:space="preserve">{% </w:t>
-      </w:r>
-      <w:proofErr w:type="spellStart"/>
-      <w:r>
-        <w:rPr>
-          <w:lang w:val="en-US"/>
-        </w:rPr>
-        <w:t>endfor</w:t>
-      </w:r>
-      <w:proofErr w:type="spellEnd"/>
-      <w:r>
-        <w:rPr>
-          <w:lang w:val="en-US"/>
-        </w:rPr>
-        <w:t xml:space="preserve"> %}</w:t>
+        <w:t>{% endfor %}</w:t>
       </w:r>
       <w:r>
         <w:rPr>
@@ -4087,15 +3724,7 @@
         <w:t xml:space="preserve"> </w:t>
       </w:r>
       <w:r>
-        <w:t xml:space="preserve">{{ </w:t>
-      </w:r>
-      <w:proofErr w:type="spellStart"/>
-      <w:r>
-        <w:t>item.label_point_a</w:t>
-      </w:r>
-      <w:proofErr w:type="spellEnd"/>
-      <w:r>
-        <w:t xml:space="preserve"> }}</w:t>
+        <w:t>{{ item.label_point_a }}</w:t>
       </w:r>
       <w:r>
         <w:t xml:space="preserve"> </w:t>
@@ -4109,19 +3738,11 @@
       <w:r>
         <w:t>{% if item.</w:t>
       </w:r>
-      <w:proofErr w:type="spellStart"/>
       <w:r>
         <w:rPr>
           <w:lang w:val="en-US"/>
         </w:rPr>
-        <w:t>tipe</w:t>
-      </w:r>
-      <w:proofErr w:type="spellEnd"/>
-      <w:r>
-        <w:rPr>
-          <w:lang w:val="en-US"/>
-        </w:rPr>
-        <w:t xml:space="preserve"> == “1” </w:t>
+        <w:t xml:space="preserve">tipe == “1” </w:t>
       </w:r>
       <w:r>
         <w:t>%}</w:t>
@@ -4142,15 +3763,7 @@
         <w:ind w:left="1276"/>
       </w:pPr>
       <w:r>
-        <w:t xml:space="preserve">{{ </w:t>
-      </w:r>
-      <w:proofErr w:type="spellStart"/>
-      <w:r>
-        <w:t>k.isi</w:t>
-      </w:r>
-      <w:proofErr w:type="spellEnd"/>
-      <w:r>
-        <w:t xml:space="preserve"> }}</w:t>
+        <w:t>{{ k.isi }}</w:t>
       </w:r>
     </w:p>
     <w:p>
@@ -4184,7 +3797,6 @@
       <w:r>
         <w:t>{% for baris in item.</w:t>
       </w:r>
-      <w:proofErr w:type="spellStart"/>
       <w:r>
         <w:rPr>
           <w:lang w:val="en-US"/>
@@ -4197,7 +3809,6 @@
         </w:rPr>
         <w:t>list</w:t>
       </w:r>
-      <w:proofErr w:type="spellEnd"/>
       <w:r>
         <w:t xml:space="preserve"> %}</w:t>
       </w:r>
@@ -4235,7 +3846,6 @@
         <w:spacing w:before="240"/>
         <w:ind w:left="578" w:hanging="153"/>
       </w:pPr>
-      <w:proofErr w:type="gramStart"/>
       <w:r>
         <w:t>II</w:t>
       </w:r>
@@ -4243,42 +3853,19 @@
         <w:rPr>
           <w:lang w:val="id-ID"/>
         </w:rPr>
-        <w:t>.{{ loop</w:t>
-      </w:r>
-      <w:proofErr w:type="gramEnd"/>
+        <w:t>.{{ loop.index }}</w:t>
+      </w:r>
       <w:r>
         <w:rPr>
           <w:lang w:val="id-ID"/>
         </w:rPr>
         <w:t>.</w:t>
       </w:r>
-      <w:proofErr w:type="gramStart"/>
-      <w:r>
-        <w:rPr>
-          <w:lang w:val="id-ID"/>
-        </w:rPr>
-        <w:t>index }}</w:t>
-      </w:r>
-      <w:r>
-        <w:rPr>
-          <w:lang w:val="id-ID"/>
-        </w:rPr>
-        <w:t>.</w:t>
-      </w:r>
-      <w:r>
-        <w:t>B.</w:t>
-      </w:r>
-      <w:proofErr w:type="gramEnd"/>
-      <w:r>
-        <w:t xml:space="preserve"> </w:t>
-      </w:r>
-      <w:proofErr w:type="spellStart"/>
-      <w:r>
-        <w:t>Tampilan</w:t>
-      </w:r>
-      <w:proofErr w:type="spellEnd"/>
-      <w:r>
-        <w:t xml:space="preserve"> </w:t>
+      <w:r>
+        <w:t xml:space="preserve">B. </w:t>
+      </w:r>
+      <w:r>
+        <w:t xml:space="preserve">Tampilan </w:t>
       </w:r>
       <w:r>
         <w:t xml:space="preserve">Hasil </w:t>
@@ -4295,91 +3882,19 @@
         <w:rPr>
           <w:lang w:val="en-US"/>
         </w:rPr>
-        <w:t xml:space="preserve">{% for </w:t>
-      </w:r>
-      <w:proofErr w:type="spellStart"/>
+        <w:t>{% for gbr in item.list_gambar %}</w:t>
+      </w:r>
       <w:r>
         <w:rPr>
           <w:lang w:val="en-US"/>
         </w:rPr>
-        <w:t>gbr</w:t>
-      </w:r>
-      <w:proofErr w:type="spellEnd"/>
+        <w:t xml:space="preserve"> </w:t>
+      </w:r>
       <w:r>
         <w:rPr>
           <w:lang w:val="en-US"/>
         </w:rPr>
-        <w:t xml:space="preserve"> in </w:t>
-      </w:r>
-      <w:proofErr w:type="spellStart"/>
-      <w:proofErr w:type="gramStart"/>
-      <w:r>
-        <w:rPr>
-          <w:lang w:val="en-US"/>
-        </w:rPr>
-        <w:t>item.list</w:t>
-      </w:r>
-      <w:proofErr w:type="gramEnd"/>
-      <w:r>
-        <w:rPr>
-          <w:lang w:val="en-US"/>
-        </w:rPr>
-        <w:t>_gambar</w:t>
-      </w:r>
-      <w:proofErr w:type="spellEnd"/>
-      <w:r>
-        <w:rPr>
-          <w:lang w:val="en-US"/>
-        </w:rPr>
-        <w:t xml:space="preserve"> %}</w:t>
-      </w:r>
-      <w:r>
-        <w:rPr>
-          <w:lang w:val="en-US"/>
-        </w:rPr>
-        <w:t xml:space="preserve"> </w:t>
-      </w:r>
-      <w:proofErr w:type="gramStart"/>
-      <w:r>
-        <w:rPr>
-          <w:lang w:val="en-US"/>
-        </w:rPr>
-        <w:t xml:space="preserve">{{ </w:t>
-      </w:r>
-      <w:proofErr w:type="spellStart"/>
-      <w:r>
-        <w:rPr>
-          <w:lang w:val="en-US"/>
-        </w:rPr>
-        <w:t>gbr</w:t>
-      </w:r>
-      <w:proofErr w:type="gramEnd"/>
-      <w:r>
-        <w:rPr>
-          <w:lang w:val="en-US"/>
-        </w:rPr>
-        <w:t>.objek_</w:t>
-      </w:r>
-      <w:proofErr w:type="gramStart"/>
-      <w:r>
-        <w:rPr>
-          <w:lang w:val="en-US"/>
-        </w:rPr>
-        <w:t>gambar</w:t>
-      </w:r>
-      <w:proofErr w:type="spellEnd"/>
-      <w:r>
-        <w:rPr>
-          <w:lang w:val="en-US"/>
-        </w:rPr>
-        <w:t xml:space="preserve"> }</w:t>
-      </w:r>
-      <w:proofErr w:type="gramEnd"/>
-      <w:r>
-        <w:rPr>
-          <w:lang w:val="en-US"/>
-        </w:rPr>
-        <w:t>}</w:t>
+        <w:t>{{ gbr.objek_gambar }}</w:t>
       </w:r>
     </w:p>
     <w:p>
@@ -4435,7 +3950,6 @@
         </w:numPr>
         <w:ind w:left="425"/>
       </w:pPr>
-      <w:proofErr w:type="gramStart"/>
       <w:r>
         <w:t>II</w:t>
       </w:r>
@@ -4443,34 +3957,16 @@
         <w:rPr>
           <w:lang w:val="id-ID"/>
         </w:rPr>
-        <w:t>.{{ loop</w:t>
-      </w:r>
-      <w:proofErr w:type="gramEnd"/>
+        <w:t>.{{ loop.index }}</w:t>
+      </w:r>
       <w:r>
         <w:rPr>
           <w:lang w:val="id-ID"/>
         </w:rPr>
         <w:t>.</w:t>
       </w:r>
-      <w:proofErr w:type="gramStart"/>
-      <w:r>
-        <w:rPr>
-          <w:lang w:val="id-ID"/>
-        </w:rPr>
-        <w:t>index }}</w:t>
-      </w:r>
-      <w:r>
-        <w:rPr>
-          <w:lang w:val="id-ID"/>
-        </w:rPr>
-        <w:t>.</w:t>
-      </w:r>
-      <w:r>
-        <w:t>C.</w:t>
-      </w:r>
-      <w:proofErr w:type="gramEnd"/>
-      <w:r>
-        <w:t xml:space="preserve"> </w:t>
+      <w:r>
+        <w:t xml:space="preserve">C. </w:t>
       </w:r>
       <w:r>
         <w:t>Analisa</w:t>
@@ -4518,21 +4014,7 @@
         <w:rPr>
           <w:lang w:val="en-US"/>
         </w:rPr>
-        <w:t xml:space="preserve">{% </w:t>
-      </w:r>
-      <w:proofErr w:type="spellStart"/>
-      <w:r>
-        <w:rPr>
-          <w:lang w:val="en-US"/>
-        </w:rPr>
-        <w:t>endfor</w:t>
-      </w:r>
-      <w:proofErr w:type="spellEnd"/>
-      <w:r>
-        <w:rPr>
-          <w:lang w:val="en-US"/>
-        </w:rPr>
-        <w:t xml:space="preserve"> %}</w:t>
+        <w:t>{% endfor %}</w:t>
       </w:r>
       <w:r>
         <w:rPr>
@@ -4581,7 +4063,7 @@
 </file>
 
 <file path=word/endnotes.xml><?xml version="1.0" encoding="utf-8"?>
-<w:endnotes xmlns:wpc="http://schemas.microsoft.com/office/word/2010/wordprocessingCanvas" xmlns:cx="http://schemas.microsoft.com/office/drawing/2014/chartex" xmlns:cx1="http://schemas.microsoft.com/office/drawing/2015/9/8/chartex" xmlns:cx2="http://schemas.microsoft.com/office/drawing/2015/10/21/chartex" xmlns:cx3="http://schemas.microsoft.com/office/drawing/2016/5/9/chartex" xmlns:cx4="http://schemas.microsoft.com/office/drawing/2016/5/10/chartex" xmlns:cx5="http://schemas.microsoft.com/office/drawing/2016/5/11/chartex" xmlns:cx6="http://schemas.microsoft.com/office/drawing/2016/5/12/chartex" xmlns:cx7="http://schemas.microsoft.com/office/drawing/2016/5/13/chartex" xmlns:cx8="http://schemas.microsoft.com/office/drawing/2016/5/14/chartex" xmlns:mc="http://schemas.openxmlformats.org/markup-compatibility/2006" xmlns:aink="http://schemas.microsoft.com/office/drawing/2016/ink" xmlns:am3d="http://schemas.microsoft.com/office/drawing/2017/model3d" xmlns:o="urn:schemas-microsoft-com:office:office" xmlns:oel="http://schemas.microsoft.com/office/2019/extlst" xmlns:r="http://schemas.openxmlformats.org/officeDocument/2006/relationships" xmlns:m="http://schemas.openxmlformats.org/officeDocument/2006/math" xmlns:v="urn:schemas-microsoft-com:vml" xmlns:wp14="http://schemas.microsoft.com/office/word/2010/wordprocessingDrawing" xmlns:wp="http://schemas.openxmlformats.org/drawingml/2006/wordprocessingDrawing" xmlns:w10="urn:schemas-microsoft-com:office:word" xmlns:w="http://schemas.openxmlformats.org/wordprocessingml/2006/main" xmlns:w14="http://schemas.microsoft.com/office/word/2010/wordml" xmlns:w15="http://schemas.microsoft.com/office/word/2012/wordml" xmlns:w16cex="http://schemas.microsoft.com/office/word/2018/wordml/cex" xmlns:w16cid="http://schemas.microsoft.com/office/word/2016/wordml/cid" xmlns:w16="http://schemas.microsoft.com/office/word/2018/wordml" xmlns:w16du="http://schemas.microsoft.com/office/word/2023/wordml/word16du" xmlns:w16sdtdh="http://schemas.microsoft.com/office/word/2020/wordml/sdtdatahash" xmlns:w16sdtfl="http://schemas.microsoft.com/office/word/2024/wordml/sdtformatlock" xmlns:w16se="http://schemas.microsoft.com/office/word/2015/wordml/symex" xmlns:wpg="http://schemas.microsoft.com/office/word/2010/wordprocessingGroup" xmlns:wpi="http://schemas.microsoft.com/office/word/2010/wordprocessingInk" xmlns:wne="http://schemas.microsoft.com/office/word/2006/wordml" xmlns:wps="http://schemas.microsoft.com/office/word/2010/wordprocessingShape" mc:Ignorable="w14 w15 w16se w16cid w16 w16cex w16sdtdh w16sdtfl w16du wp14">
+<w:endnotes xmlns:wpc="http://schemas.microsoft.com/office/word/2010/wordprocessingCanvas" xmlns:cx="http://schemas.microsoft.com/office/drawing/2014/chartex" xmlns:cx1="http://schemas.microsoft.com/office/drawing/2015/9/8/chartex" xmlns:cx2="http://schemas.microsoft.com/office/drawing/2015/10/21/chartex" xmlns:cx3="http://schemas.microsoft.com/office/drawing/2016/5/9/chartex" xmlns:cx4="http://schemas.microsoft.com/office/drawing/2016/5/10/chartex" xmlns:cx5="http://schemas.microsoft.com/office/drawing/2016/5/11/chartex" xmlns:cx6="http://schemas.microsoft.com/office/drawing/2016/5/12/chartex" xmlns:cx7="http://schemas.microsoft.com/office/drawing/2016/5/13/chartex" xmlns:cx8="http://schemas.microsoft.com/office/drawing/2016/5/14/chartex" xmlns:mc="http://schemas.openxmlformats.org/markup-compatibility/2006" xmlns:aink="http://schemas.microsoft.com/office/drawing/2016/ink" xmlns:am3d="http://schemas.microsoft.com/office/drawing/2017/model3d" xmlns:o="urn:schemas-microsoft-com:office:office" xmlns:r="http://schemas.openxmlformats.org/officeDocument/2006/relationships" xmlns:m="http://schemas.openxmlformats.org/officeDocument/2006/math" xmlns:v="urn:schemas-microsoft-com:vml" xmlns:wp14="http://schemas.microsoft.com/office/word/2010/wordprocessingDrawing" xmlns:wp="http://schemas.openxmlformats.org/drawingml/2006/wordprocessingDrawing" xmlns:w10="urn:schemas-microsoft-com:office:word" xmlns:w="http://schemas.openxmlformats.org/wordprocessingml/2006/main" xmlns:w14="http://schemas.microsoft.com/office/word/2010/wordml" xmlns:w15="http://schemas.microsoft.com/office/word/2012/wordml" xmlns:w16cex="http://schemas.microsoft.com/office/word/2018/wordml/cex" xmlns:w16cid="http://schemas.microsoft.com/office/word/2016/wordml/cid" xmlns:w16="http://schemas.microsoft.com/office/word/2018/wordml" xmlns:w16se="http://schemas.microsoft.com/office/word/2015/wordml/symex" xmlns:wpg="http://schemas.microsoft.com/office/word/2010/wordprocessingGroup" xmlns:wpi="http://schemas.microsoft.com/office/word/2010/wordprocessingInk" xmlns:wne="http://schemas.microsoft.com/office/word/2006/wordml" xmlns:wps="http://schemas.microsoft.com/office/word/2010/wordprocessingShape" mc:Ignorable="w14 w15 w16se w16cid w16 w16cex wp14">
   <w:endnote w:type="separator" w:id="-1">
     <w:p>
       <w:pPr>
@@ -4608,7 +4090,7 @@
 </file>
 
 <file path=word/footer1.xml><?xml version="1.0" encoding="utf-8"?>
-<w:ftr xmlns:wpc="http://schemas.microsoft.com/office/word/2010/wordprocessingCanvas" xmlns:cx="http://schemas.microsoft.com/office/drawing/2014/chartex" xmlns:cx1="http://schemas.microsoft.com/office/drawing/2015/9/8/chartex" xmlns:cx2="http://schemas.microsoft.com/office/drawing/2015/10/21/chartex" xmlns:cx3="http://schemas.microsoft.com/office/drawing/2016/5/9/chartex" xmlns:cx4="http://schemas.microsoft.com/office/drawing/2016/5/10/chartex" xmlns:cx5="http://schemas.microsoft.com/office/drawing/2016/5/11/chartex" xmlns:cx6="http://schemas.microsoft.com/office/drawing/2016/5/12/chartex" xmlns:cx7="http://schemas.microsoft.com/office/drawing/2016/5/13/chartex" xmlns:cx8="http://schemas.microsoft.com/office/drawing/2016/5/14/chartex" xmlns:mc="http://schemas.openxmlformats.org/markup-compatibility/2006" xmlns:aink="http://schemas.microsoft.com/office/drawing/2016/ink" xmlns:am3d="http://schemas.microsoft.com/office/drawing/2017/model3d" xmlns:o="urn:schemas-microsoft-com:office:office" xmlns:oel="http://schemas.microsoft.com/office/2019/extlst" xmlns:r="http://schemas.openxmlformats.org/officeDocument/2006/relationships" xmlns:m="http://schemas.openxmlformats.org/officeDocument/2006/math" xmlns:v="urn:schemas-microsoft-com:vml" xmlns:wp14="http://schemas.microsoft.com/office/word/2010/wordprocessingDrawing" xmlns:wp="http://schemas.openxmlformats.org/drawingml/2006/wordprocessingDrawing" xmlns:w10="urn:schemas-microsoft-com:office:word" xmlns:w="http://schemas.openxmlformats.org/wordprocessingml/2006/main" xmlns:w14="http://schemas.microsoft.com/office/word/2010/wordml" xmlns:w15="http://schemas.microsoft.com/office/word/2012/wordml" xmlns:w16cex="http://schemas.microsoft.com/office/word/2018/wordml/cex" xmlns:w16cid="http://schemas.microsoft.com/office/word/2016/wordml/cid" xmlns:w16="http://schemas.microsoft.com/office/word/2018/wordml" xmlns:w16du="http://schemas.microsoft.com/office/word/2023/wordml/word16du" xmlns:w16sdtdh="http://schemas.microsoft.com/office/word/2020/wordml/sdtdatahash" xmlns:w16sdtfl="http://schemas.microsoft.com/office/word/2024/wordml/sdtformatlock" xmlns:w16se="http://schemas.microsoft.com/office/word/2015/wordml/symex" xmlns:wpg="http://schemas.microsoft.com/office/word/2010/wordprocessingGroup" xmlns:wpi="http://schemas.microsoft.com/office/word/2010/wordprocessingInk" xmlns:wne="http://schemas.microsoft.com/office/word/2006/wordml" xmlns:wps="http://schemas.microsoft.com/office/word/2010/wordprocessingShape" mc:Ignorable="w14 w15 w16se w16cid w16 w16cex w16sdtdh w16sdtfl w16du wp14">
+<w:ftr xmlns:wpc="http://schemas.microsoft.com/office/word/2010/wordprocessingCanvas" xmlns:cx="http://schemas.microsoft.com/office/drawing/2014/chartex" xmlns:cx1="http://schemas.microsoft.com/office/drawing/2015/9/8/chartex" xmlns:cx2="http://schemas.microsoft.com/office/drawing/2015/10/21/chartex" xmlns:cx3="http://schemas.microsoft.com/office/drawing/2016/5/9/chartex" xmlns:cx4="http://schemas.microsoft.com/office/drawing/2016/5/10/chartex" xmlns:cx5="http://schemas.microsoft.com/office/drawing/2016/5/11/chartex" xmlns:cx6="http://schemas.microsoft.com/office/drawing/2016/5/12/chartex" xmlns:cx7="http://schemas.microsoft.com/office/drawing/2016/5/13/chartex" xmlns:cx8="http://schemas.microsoft.com/office/drawing/2016/5/14/chartex" xmlns:mc="http://schemas.openxmlformats.org/markup-compatibility/2006" xmlns:aink="http://schemas.microsoft.com/office/drawing/2016/ink" xmlns:am3d="http://schemas.microsoft.com/office/drawing/2017/model3d" xmlns:o="urn:schemas-microsoft-com:office:office" xmlns:r="http://schemas.openxmlformats.org/officeDocument/2006/relationships" xmlns:m="http://schemas.openxmlformats.org/officeDocument/2006/math" xmlns:v="urn:schemas-microsoft-com:vml" xmlns:wp14="http://schemas.microsoft.com/office/word/2010/wordprocessingDrawing" xmlns:wp="http://schemas.openxmlformats.org/drawingml/2006/wordprocessingDrawing" xmlns:w10="urn:schemas-microsoft-com:office:word" xmlns:w="http://schemas.openxmlformats.org/wordprocessingml/2006/main" xmlns:w14="http://schemas.microsoft.com/office/word/2010/wordml" xmlns:w15="http://schemas.microsoft.com/office/word/2012/wordml" xmlns:w16cex="http://schemas.microsoft.com/office/word/2018/wordml/cex" xmlns:w16cid="http://schemas.microsoft.com/office/word/2016/wordml/cid" xmlns:w16="http://schemas.microsoft.com/office/word/2018/wordml" xmlns:w16se="http://schemas.microsoft.com/office/word/2015/wordml/symex" xmlns:wpg="http://schemas.microsoft.com/office/word/2010/wordprocessingGroup" xmlns:wpi="http://schemas.microsoft.com/office/word/2010/wordprocessingInk" xmlns:wne="http://schemas.microsoft.com/office/word/2006/wordml" xmlns:wps="http://schemas.microsoft.com/office/word/2010/wordprocessingShape" mc:Ignorable="w14 w15 w16se w16cid w16 w16cex wp14">
   <w:sdt>
     <w:sdtPr>
       <w:id w:val="-517623792"/>
@@ -4657,7 +4139,7 @@
 </file>
 
 <file path=word/footer2.xml><?xml version="1.0" encoding="utf-8"?>
-<w:ftr xmlns:wpc="http://schemas.microsoft.com/office/word/2010/wordprocessingCanvas" xmlns:cx="http://schemas.microsoft.com/office/drawing/2014/chartex" xmlns:cx1="http://schemas.microsoft.com/office/drawing/2015/9/8/chartex" xmlns:cx2="http://schemas.microsoft.com/office/drawing/2015/10/21/chartex" xmlns:cx3="http://schemas.microsoft.com/office/drawing/2016/5/9/chartex" xmlns:cx4="http://schemas.microsoft.com/office/drawing/2016/5/10/chartex" xmlns:cx5="http://schemas.microsoft.com/office/drawing/2016/5/11/chartex" xmlns:cx6="http://schemas.microsoft.com/office/drawing/2016/5/12/chartex" xmlns:cx7="http://schemas.microsoft.com/office/drawing/2016/5/13/chartex" xmlns:cx8="http://schemas.microsoft.com/office/drawing/2016/5/14/chartex" xmlns:mc="http://schemas.openxmlformats.org/markup-compatibility/2006" xmlns:aink="http://schemas.microsoft.com/office/drawing/2016/ink" xmlns:am3d="http://schemas.microsoft.com/office/drawing/2017/model3d" xmlns:o="urn:schemas-microsoft-com:office:office" xmlns:oel="http://schemas.microsoft.com/office/2019/extlst" xmlns:r="http://schemas.openxmlformats.org/officeDocument/2006/relationships" xmlns:m="http://schemas.openxmlformats.org/officeDocument/2006/math" xmlns:v="urn:schemas-microsoft-com:vml" xmlns:wp14="http://schemas.microsoft.com/office/word/2010/wordprocessingDrawing" xmlns:wp="http://schemas.openxmlformats.org/drawingml/2006/wordprocessingDrawing" xmlns:w10="urn:schemas-microsoft-com:office:word" xmlns:w="http://schemas.openxmlformats.org/wordprocessingml/2006/main" xmlns:w14="http://schemas.microsoft.com/office/word/2010/wordml" xmlns:w15="http://schemas.microsoft.com/office/word/2012/wordml" xmlns:w16cex="http://schemas.microsoft.com/office/word/2018/wordml/cex" xmlns:w16cid="http://schemas.microsoft.com/office/word/2016/wordml/cid" xmlns:w16="http://schemas.microsoft.com/office/word/2018/wordml" xmlns:w16du="http://schemas.microsoft.com/office/word/2023/wordml/word16du" xmlns:w16sdtdh="http://schemas.microsoft.com/office/word/2020/wordml/sdtdatahash" xmlns:w16sdtfl="http://schemas.microsoft.com/office/word/2024/wordml/sdtformatlock" xmlns:w16se="http://schemas.microsoft.com/office/word/2015/wordml/symex" xmlns:wpg="http://schemas.microsoft.com/office/word/2010/wordprocessingGroup" xmlns:wpi="http://schemas.microsoft.com/office/word/2010/wordprocessingInk" xmlns:wne="http://schemas.microsoft.com/office/word/2006/wordml" xmlns:wps="http://schemas.microsoft.com/office/word/2010/wordprocessingShape" mc:Ignorable="w14 w15 w16se w16cid w16 w16cex w16sdtdh w16sdtfl w16du wp14">
+<w:ftr xmlns:wpc="http://schemas.microsoft.com/office/word/2010/wordprocessingCanvas" xmlns:cx="http://schemas.microsoft.com/office/drawing/2014/chartex" xmlns:cx1="http://schemas.microsoft.com/office/drawing/2015/9/8/chartex" xmlns:cx2="http://schemas.microsoft.com/office/drawing/2015/10/21/chartex" xmlns:cx3="http://schemas.microsoft.com/office/drawing/2016/5/9/chartex" xmlns:cx4="http://schemas.microsoft.com/office/drawing/2016/5/10/chartex" xmlns:cx5="http://schemas.microsoft.com/office/drawing/2016/5/11/chartex" xmlns:cx6="http://schemas.microsoft.com/office/drawing/2016/5/12/chartex" xmlns:cx7="http://schemas.microsoft.com/office/drawing/2016/5/13/chartex" xmlns:cx8="http://schemas.microsoft.com/office/drawing/2016/5/14/chartex" xmlns:mc="http://schemas.openxmlformats.org/markup-compatibility/2006" xmlns:aink="http://schemas.microsoft.com/office/drawing/2016/ink" xmlns:am3d="http://schemas.microsoft.com/office/drawing/2017/model3d" xmlns:o="urn:schemas-microsoft-com:office:office" xmlns:r="http://schemas.openxmlformats.org/officeDocument/2006/relationships" xmlns:m="http://schemas.openxmlformats.org/officeDocument/2006/math" xmlns:v="urn:schemas-microsoft-com:vml" xmlns:wp14="http://schemas.microsoft.com/office/word/2010/wordprocessingDrawing" xmlns:wp="http://schemas.openxmlformats.org/drawingml/2006/wordprocessingDrawing" xmlns:w10="urn:schemas-microsoft-com:office:word" xmlns:w="http://schemas.openxmlformats.org/wordprocessingml/2006/main" xmlns:w14="http://schemas.microsoft.com/office/word/2010/wordml" xmlns:w15="http://schemas.microsoft.com/office/word/2012/wordml" xmlns:w16cex="http://schemas.microsoft.com/office/word/2018/wordml/cex" xmlns:w16cid="http://schemas.microsoft.com/office/word/2016/wordml/cid" xmlns:w16="http://schemas.microsoft.com/office/word/2018/wordml" xmlns:w16se="http://schemas.microsoft.com/office/word/2015/wordml/symex" xmlns:wpg="http://schemas.microsoft.com/office/word/2010/wordprocessingGroup" xmlns:wpi="http://schemas.microsoft.com/office/word/2010/wordprocessingInk" xmlns:wne="http://schemas.microsoft.com/office/word/2006/wordml" xmlns:wps="http://schemas.microsoft.com/office/word/2010/wordprocessingShape" mc:Ignorable="w14 w15 w16se w16cid w16 w16cex wp14">
   <w:sdt>
     <w:sdtPr>
       <w:id w:val="-234937495"/>
@@ -4706,7 +4188,7 @@
 </file>
 
 <file path=word/footnotes.xml><?xml version="1.0" encoding="utf-8"?>
-<w:footnotes xmlns:wpc="http://schemas.microsoft.com/office/word/2010/wordprocessingCanvas" xmlns:cx="http://schemas.microsoft.com/office/drawing/2014/chartex" xmlns:cx1="http://schemas.microsoft.com/office/drawing/2015/9/8/chartex" xmlns:cx2="http://schemas.microsoft.com/office/drawing/2015/10/21/chartex" xmlns:cx3="http://schemas.microsoft.com/office/drawing/2016/5/9/chartex" xmlns:cx4="http://schemas.microsoft.com/office/drawing/2016/5/10/chartex" xmlns:cx5="http://schemas.microsoft.com/office/drawing/2016/5/11/chartex" xmlns:cx6="http://schemas.microsoft.com/office/drawing/2016/5/12/chartex" xmlns:cx7="http://schemas.microsoft.com/office/drawing/2016/5/13/chartex" xmlns:cx8="http://schemas.microsoft.com/office/drawing/2016/5/14/chartex" xmlns:mc="http://schemas.openxmlformats.org/markup-compatibility/2006" xmlns:aink="http://schemas.microsoft.com/office/drawing/2016/ink" xmlns:am3d="http://schemas.microsoft.com/office/drawing/2017/model3d" xmlns:o="urn:schemas-microsoft-com:office:office" xmlns:oel="http://schemas.microsoft.com/office/2019/extlst" xmlns:r="http://schemas.openxmlformats.org/officeDocument/2006/relationships" xmlns:m="http://schemas.openxmlformats.org/officeDocument/2006/math" xmlns:v="urn:schemas-microsoft-com:vml" xmlns:wp14="http://schemas.microsoft.com/office/word/2010/wordprocessingDrawing" xmlns:wp="http://schemas.openxmlformats.org/drawingml/2006/wordprocessingDrawing" xmlns:w10="urn:schemas-microsoft-com:office:word" xmlns:w="http://schemas.openxmlformats.org/wordprocessingml/2006/main" xmlns:w14="http://schemas.microsoft.com/office/word/2010/wordml" xmlns:w15="http://schemas.microsoft.com/office/word/2012/wordml" xmlns:w16cex="http://schemas.microsoft.com/office/word/2018/wordml/cex" xmlns:w16cid="http://schemas.microsoft.com/office/word/2016/wordml/cid" xmlns:w16="http://schemas.microsoft.com/office/word/2018/wordml" xmlns:w16du="http://schemas.microsoft.com/office/word/2023/wordml/word16du" xmlns:w16sdtdh="http://schemas.microsoft.com/office/word/2020/wordml/sdtdatahash" xmlns:w16sdtfl="http://schemas.microsoft.com/office/word/2024/wordml/sdtformatlock" xmlns:w16se="http://schemas.microsoft.com/office/word/2015/wordml/symex" xmlns:wpg="http://schemas.microsoft.com/office/word/2010/wordprocessingGroup" xmlns:wpi="http://schemas.microsoft.com/office/word/2010/wordprocessingInk" xmlns:wne="http://schemas.microsoft.com/office/word/2006/wordml" xmlns:wps="http://schemas.microsoft.com/office/word/2010/wordprocessingShape" mc:Ignorable="w14 w15 w16se w16cid w16 w16cex w16sdtdh w16sdtfl w16du wp14">
+<w:footnotes xmlns:wpc="http://schemas.microsoft.com/office/word/2010/wordprocessingCanvas" xmlns:cx="http://schemas.microsoft.com/office/drawing/2014/chartex" xmlns:cx1="http://schemas.microsoft.com/office/drawing/2015/9/8/chartex" xmlns:cx2="http://schemas.microsoft.com/office/drawing/2015/10/21/chartex" xmlns:cx3="http://schemas.microsoft.com/office/drawing/2016/5/9/chartex" xmlns:cx4="http://schemas.microsoft.com/office/drawing/2016/5/10/chartex" xmlns:cx5="http://schemas.microsoft.com/office/drawing/2016/5/11/chartex" xmlns:cx6="http://schemas.microsoft.com/office/drawing/2016/5/12/chartex" xmlns:cx7="http://schemas.microsoft.com/office/drawing/2016/5/13/chartex" xmlns:cx8="http://schemas.microsoft.com/office/drawing/2016/5/14/chartex" xmlns:mc="http://schemas.openxmlformats.org/markup-compatibility/2006" xmlns:aink="http://schemas.microsoft.com/office/drawing/2016/ink" xmlns:am3d="http://schemas.microsoft.com/office/drawing/2017/model3d" xmlns:o="urn:schemas-microsoft-com:office:office" xmlns:r="http://schemas.openxmlformats.org/officeDocument/2006/relationships" xmlns:m="http://schemas.openxmlformats.org/officeDocument/2006/math" xmlns:v="urn:schemas-microsoft-com:vml" xmlns:wp14="http://schemas.microsoft.com/office/word/2010/wordprocessingDrawing" xmlns:wp="http://schemas.openxmlformats.org/drawingml/2006/wordprocessingDrawing" xmlns:w10="urn:schemas-microsoft-com:office:word" xmlns:w="http://schemas.openxmlformats.org/wordprocessingml/2006/main" xmlns:w14="http://schemas.microsoft.com/office/word/2010/wordml" xmlns:w15="http://schemas.microsoft.com/office/word/2012/wordml" xmlns:w16cex="http://schemas.microsoft.com/office/word/2018/wordml/cex" xmlns:w16cid="http://schemas.microsoft.com/office/word/2016/wordml/cid" xmlns:w16="http://schemas.microsoft.com/office/word/2018/wordml" xmlns:w16se="http://schemas.microsoft.com/office/word/2015/wordml/symex" xmlns:wpg="http://schemas.microsoft.com/office/word/2010/wordprocessingGroup" xmlns:wpi="http://schemas.microsoft.com/office/word/2010/wordprocessingInk" xmlns:wne="http://schemas.microsoft.com/office/word/2006/wordml" xmlns:wps="http://schemas.microsoft.com/office/word/2010/wordprocessingShape" mc:Ignorable="w14 w15 w16se w16cid w16 w16cex wp14">
   <w:footnote w:type="separator" w:id="-1">
     <w:p>
       <w:pPr>
@@ -4733,7 +4215,7 @@
 </file>
 
 <file path=word/numbering.xml><?xml version="1.0" encoding="utf-8"?>
-<w:numbering xmlns:wpc="http://schemas.microsoft.com/office/word/2010/wordprocessingCanvas" xmlns:cx="http://schemas.microsoft.com/office/drawing/2014/chartex" xmlns:cx1="http://schemas.microsoft.com/office/drawing/2015/9/8/chartex" xmlns:cx2="http://schemas.microsoft.com/office/drawing/2015/10/21/chartex" xmlns:cx3="http://schemas.microsoft.com/office/drawing/2016/5/9/chartex" xmlns:cx4="http://schemas.microsoft.com/office/drawing/2016/5/10/chartex" xmlns:cx5="http://schemas.microsoft.com/office/drawing/2016/5/11/chartex" xmlns:cx6="http://schemas.microsoft.com/office/drawing/2016/5/12/chartex" xmlns:cx7="http://schemas.microsoft.com/office/drawing/2016/5/13/chartex" xmlns:cx8="http://schemas.microsoft.com/office/drawing/2016/5/14/chartex" xmlns:mc="http://schemas.openxmlformats.org/markup-compatibility/2006" xmlns:aink="http://schemas.microsoft.com/office/drawing/2016/ink" xmlns:am3d="http://schemas.microsoft.com/office/drawing/2017/model3d" xmlns:o="urn:schemas-microsoft-com:office:office" xmlns:oel="http://schemas.microsoft.com/office/2019/extlst" xmlns:r="http://schemas.openxmlformats.org/officeDocument/2006/relationships" xmlns:m="http://schemas.openxmlformats.org/officeDocument/2006/math" xmlns:v="urn:schemas-microsoft-com:vml" xmlns:wp14="http://schemas.microsoft.com/office/word/2010/wordprocessingDrawing" xmlns:wp="http://schemas.openxmlformats.org/drawingml/2006/wordprocessingDrawing" xmlns:w10="urn:schemas-microsoft-com:office:word" xmlns:w="http://schemas.openxmlformats.org/wordprocessingml/2006/main" xmlns:w14="http://schemas.microsoft.com/office/word/2010/wordml" xmlns:w15="http://schemas.microsoft.com/office/word/2012/wordml" xmlns:w16cex="http://schemas.microsoft.com/office/word/2018/wordml/cex" xmlns:w16cid="http://schemas.microsoft.com/office/word/2016/wordml/cid" xmlns:w16="http://schemas.microsoft.com/office/word/2018/wordml" xmlns:w16du="http://schemas.microsoft.com/office/word/2023/wordml/word16du" xmlns:w16sdtdh="http://schemas.microsoft.com/office/word/2020/wordml/sdtdatahash" xmlns:w16sdtfl="http://schemas.microsoft.com/office/word/2024/wordml/sdtformatlock" xmlns:w16se="http://schemas.microsoft.com/office/word/2015/wordml/symex" xmlns:wpg="http://schemas.microsoft.com/office/word/2010/wordprocessingGroup" xmlns:wpi="http://schemas.microsoft.com/office/word/2010/wordprocessingInk" xmlns:wne="http://schemas.microsoft.com/office/word/2006/wordml" xmlns:wps="http://schemas.microsoft.com/office/word/2010/wordprocessingShape" mc:Ignorable="w14 w15 w16se w16cid w16 w16cex w16sdtdh w16sdtfl w16du wp14">
+<w:numbering xmlns:wpc="http://schemas.microsoft.com/office/word/2010/wordprocessingCanvas" xmlns:cx="http://schemas.microsoft.com/office/drawing/2014/chartex" xmlns:cx1="http://schemas.microsoft.com/office/drawing/2015/9/8/chartex" xmlns:cx2="http://schemas.microsoft.com/office/drawing/2015/10/21/chartex" xmlns:cx3="http://schemas.microsoft.com/office/drawing/2016/5/9/chartex" xmlns:cx4="http://schemas.microsoft.com/office/drawing/2016/5/10/chartex" xmlns:cx5="http://schemas.microsoft.com/office/drawing/2016/5/11/chartex" xmlns:cx6="http://schemas.microsoft.com/office/drawing/2016/5/12/chartex" xmlns:cx7="http://schemas.microsoft.com/office/drawing/2016/5/13/chartex" xmlns:cx8="http://schemas.microsoft.com/office/drawing/2016/5/14/chartex" xmlns:mc="http://schemas.openxmlformats.org/markup-compatibility/2006" xmlns:aink="http://schemas.microsoft.com/office/drawing/2016/ink" xmlns:am3d="http://schemas.microsoft.com/office/drawing/2017/model3d" xmlns:o="urn:schemas-microsoft-com:office:office" xmlns:r="http://schemas.openxmlformats.org/officeDocument/2006/relationships" xmlns:m="http://schemas.openxmlformats.org/officeDocument/2006/math" xmlns:v="urn:schemas-microsoft-com:vml" xmlns:wp14="http://schemas.microsoft.com/office/word/2010/wordprocessingDrawing" xmlns:wp="http://schemas.openxmlformats.org/drawingml/2006/wordprocessingDrawing" xmlns:w10="urn:schemas-microsoft-com:office:word" xmlns:w="http://schemas.openxmlformats.org/wordprocessingml/2006/main" xmlns:w14="http://schemas.microsoft.com/office/word/2010/wordml" xmlns:w15="http://schemas.microsoft.com/office/word/2012/wordml" xmlns:w16cex="http://schemas.microsoft.com/office/word/2018/wordml/cex" xmlns:w16cid="http://schemas.microsoft.com/office/word/2016/wordml/cid" xmlns:w16="http://schemas.microsoft.com/office/word/2018/wordml" xmlns:w16se="http://schemas.microsoft.com/office/word/2015/wordml/symex" xmlns:wpg="http://schemas.microsoft.com/office/word/2010/wordprocessingGroup" xmlns:wpi="http://schemas.microsoft.com/office/word/2010/wordprocessingInk" xmlns:wne="http://schemas.microsoft.com/office/word/2006/wordml" xmlns:wps="http://schemas.microsoft.com/office/word/2010/wordprocessingShape" mc:Ignorable="w14 w15 w16se w16cid w16 w16cex wp14">
   <w:abstractNum w:abstractNumId="0" w15:restartNumberingAfterBreak="0">
     <w:nsid w:val="01344BC1"/>
     <w:multiLevelType w:val="hybridMultilevel"/>
@@ -7733,106 +7215,106 @@
       </w:pPr>
     </w:lvl>
   </w:abstractNum>
-  <w:num w:numId="1" w16cid:durableId="1475944865">
+  <w:num w:numId="1">
     <w:abstractNumId w:val="31"/>
   </w:num>
-  <w:num w:numId="2" w16cid:durableId="1862862898">
+  <w:num w:numId="2">
     <w:abstractNumId w:val="25"/>
   </w:num>
-  <w:num w:numId="3" w16cid:durableId="1816800026">
+  <w:num w:numId="3">
     <w:abstractNumId w:val="10"/>
   </w:num>
-  <w:num w:numId="4" w16cid:durableId="388959196">
+  <w:num w:numId="4">
     <w:abstractNumId w:val="9"/>
   </w:num>
-  <w:num w:numId="5" w16cid:durableId="1939218475">
+  <w:num w:numId="5">
     <w:abstractNumId w:val="22"/>
   </w:num>
-  <w:num w:numId="6" w16cid:durableId="149104923">
+  <w:num w:numId="6">
     <w:abstractNumId w:val="2"/>
   </w:num>
-  <w:num w:numId="7" w16cid:durableId="595333027">
+  <w:num w:numId="7">
     <w:abstractNumId w:val="32"/>
   </w:num>
-  <w:num w:numId="8" w16cid:durableId="635306295">
+  <w:num w:numId="8">
     <w:abstractNumId w:val="7"/>
   </w:num>
-  <w:num w:numId="9" w16cid:durableId="578902091">
+  <w:num w:numId="9">
     <w:abstractNumId w:val="0"/>
   </w:num>
-  <w:num w:numId="10" w16cid:durableId="222177415">
+  <w:num w:numId="10">
     <w:abstractNumId w:val="1"/>
   </w:num>
-  <w:num w:numId="11" w16cid:durableId="512109303">
+  <w:num w:numId="11">
     <w:abstractNumId w:val="14"/>
   </w:num>
-  <w:num w:numId="12" w16cid:durableId="934706120">
+  <w:num w:numId="12">
     <w:abstractNumId w:val="21"/>
   </w:num>
-  <w:num w:numId="13" w16cid:durableId="1788548723">
+  <w:num w:numId="13">
     <w:abstractNumId w:val="17"/>
   </w:num>
-  <w:num w:numId="14" w16cid:durableId="17246370">
+  <w:num w:numId="14">
     <w:abstractNumId w:val="30"/>
   </w:num>
-  <w:num w:numId="15" w16cid:durableId="906918303">
+  <w:num w:numId="15">
     <w:abstractNumId w:val="28"/>
   </w:num>
-  <w:num w:numId="16" w16cid:durableId="1761219340">
+  <w:num w:numId="16">
     <w:abstractNumId w:val="4"/>
   </w:num>
-  <w:num w:numId="17" w16cid:durableId="1912959411">
+  <w:num w:numId="17">
     <w:abstractNumId w:val="3"/>
   </w:num>
-  <w:num w:numId="18" w16cid:durableId="140076294">
+  <w:num w:numId="18">
     <w:abstractNumId w:val="26"/>
   </w:num>
-  <w:num w:numId="19" w16cid:durableId="709184447">
+  <w:num w:numId="19">
     <w:abstractNumId w:val="19"/>
   </w:num>
-  <w:num w:numId="20" w16cid:durableId="556009648">
+  <w:num w:numId="20">
     <w:abstractNumId w:val="15"/>
   </w:num>
-  <w:num w:numId="21" w16cid:durableId="191194501">
+  <w:num w:numId="21">
     <w:abstractNumId w:val="5"/>
   </w:num>
-  <w:num w:numId="22" w16cid:durableId="1729761217">
+  <w:num w:numId="22">
     <w:abstractNumId w:val="6"/>
   </w:num>
-  <w:num w:numId="23" w16cid:durableId="304511698">
+  <w:num w:numId="23">
     <w:abstractNumId w:val="20"/>
   </w:num>
-  <w:num w:numId="24" w16cid:durableId="1088624440">
+  <w:num w:numId="24">
     <w:abstractNumId w:val="13"/>
   </w:num>
-  <w:num w:numId="25" w16cid:durableId="364796174">
+  <w:num w:numId="25">
     <w:abstractNumId w:val="18"/>
   </w:num>
-  <w:num w:numId="26" w16cid:durableId="807165008">
+  <w:num w:numId="26">
     <w:abstractNumId w:val="11"/>
   </w:num>
-  <w:num w:numId="27" w16cid:durableId="336155546">
+  <w:num w:numId="27">
     <w:abstractNumId w:val="27"/>
   </w:num>
-  <w:num w:numId="28" w16cid:durableId="666252769">
+  <w:num w:numId="28">
     <w:abstractNumId w:val="23"/>
   </w:num>
-  <w:num w:numId="29" w16cid:durableId="986855401">
+  <w:num w:numId="29">
     <w:abstractNumId w:val="16"/>
   </w:num>
-  <w:num w:numId="30" w16cid:durableId="1623266095">
+  <w:num w:numId="30">
     <w:abstractNumId w:val="24"/>
   </w:num>
-  <w:num w:numId="31" w16cid:durableId="321469419">
+  <w:num w:numId="31">
     <w:abstractNumId w:val="33"/>
   </w:num>
-  <w:num w:numId="32" w16cid:durableId="1577129695">
+  <w:num w:numId="32">
     <w:abstractNumId w:val="12"/>
   </w:num>
-  <w:num w:numId="33" w16cid:durableId="1970813840">
+  <w:num w:numId="33">
     <w:abstractNumId w:val="8"/>
   </w:num>
-  <w:num w:numId="34" w16cid:durableId="1736735104">
+  <w:num w:numId="34">
     <w:abstractNumId w:val="29"/>
   </w:num>
   <w:numIdMacAtCleanup w:val="2"/>
@@ -7840,7 +7322,7 @@
 </file>
 
 <file path=word/styles.xml><?xml version="1.0" encoding="utf-8"?>
-<w:styles xmlns:mc="http://schemas.openxmlformats.org/markup-compatibility/2006" xmlns:r="http://schemas.openxmlformats.org/officeDocument/2006/relationships" xmlns:w="http://schemas.openxmlformats.org/wordprocessingml/2006/main" xmlns:w14="http://schemas.microsoft.com/office/word/2010/wordml" xmlns:w15="http://schemas.microsoft.com/office/word/2012/wordml" xmlns:w16cex="http://schemas.microsoft.com/office/word/2018/wordml/cex" xmlns:w16cid="http://schemas.microsoft.com/office/word/2016/wordml/cid" xmlns:w16="http://schemas.microsoft.com/office/word/2018/wordml" xmlns:w16du="http://schemas.microsoft.com/office/word/2023/wordml/word16du" xmlns:w16sdtdh="http://schemas.microsoft.com/office/word/2020/wordml/sdtdatahash" xmlns:w16sdtfl="http://schemas.microsoft.com/office/word/2024/wordml/sdtformatlock" xmlns:w16se="http://schemas.microsoft.com/office/word/2015/wordml/symex" mc:Ignorable="w14 w15 w16se w16cid w16 w16cex w16sdtdh w16sdtfl w16du">
+<w:styles xmlns:mc="http://schemas.openxmlformats.org/markup-compatibility/2006" xmlns:r="http://schemas.openxmlformats.org/officeDocument/2006/relationships" xmlns:w="http://schemas.openxmlformats.org/wordprocessingml/2006/main" xmlns:w14="http://schemas.microsoft.com/office/word/2010/wordml" xmlns:w15="http://schemas.microsoft.com/office/word/2012/wordml" xmlns:w16cex="http://schemas.microsoft.com/office/word/2018/wordml/cex" xmlns:w16cid="http://schemas.microsoft.com/office/word/2016/wordml/cid" xmlns:w16="http://schemas.microsoft.com/office/word/2018/wordml" xmlns:w16se="http://schemas.microsoft.com/office/word/2015/wordml/symex" mc:Ignorable="w14 w15 w16se w16cid w16 w16cex">
   <w:docDefaults>
     <w:rPrDefault>
       <w:rPr>

--- a/kuliah/DocumentGenerator_Laporan_Praktikum/src/templates/format-3.docx
+++ b/kuliah/DocumentGenerator_Laporan_Praktikum/src/templates/format-3.docx
@@ -1,6 +1,6 @@
 
 <file path=word/document.xml><?xml version="1.0" encoding="utf-8"?>
-<w:document xmlns:wpc="http://schemas.microsoft.com/office/word/2010/wordprocessingCanvas" xmlns:cx="http://schemas.microsoft.com/office/drawing/2014/chartex" xmlns:cx1="http://schemas.microsoft.com/office/drawing/2015/9/8/chartex" xmlns:cx2="http://schemas.microsoft.com/office/drawing/2015/10/21/chartex" xmlns:cx3="http://schemas.microsoft.com/office/drawing/2016/5/9/chartex" xmlns:cx4="http://schemas.microsoft.com/office/drawing/2016/5/10/chartex" xmlns:cx5="http://schemas.microsoft.com/office/drawing/2016/5/11/chartex" xmlns:cx6="http://schemas.microsoft.com/office/drawing/2016/5/12/chartex" xmlns:cx7="http://schemas.microsoft.com/office/drawing/2016/5/13/chartex" xmlns:cx8="http://schemas.microsoft.com/office/drawing/2016/5/14/chartex" xmlns:mc="http://schemas.openxmlformats.org/markup-compatibility/2006" xmlns:aink="http://schemas.microsoft.com/office/drawing/2016/ink" xmlns:am3d="http://schemas.microsoft.com/office/drawing/2017/model3d" xmlns:o="urn:schemas-microsoft-com:office:office" xmlns:r="http://schemas.openxmlformats.org/officeDocument/2006/relationships" xmlns:m="http://schemas.openxmlformats.org/officeDocument/2006/math" xmlns:v="urn:schemas-microsoft-com:vml" xmlns:wp14="http://schemas.microsoft.com/office/word/2010/wordprocessingDrawing" xmlns:wp="http://schemas.openxmlformats.org/drawingml/2006/wordprocessingDrawing" xmlns:w10="urn:schemas-microsoft-com:office:word" xmlns:w="http://schemas.openxmlformats.org/wordprocessingml/2006/main" xmlns:w14="http://schemas.microsoft.com/office/word/2010/wordml" xmlns:w15="http://schemas.microsoft.com/office/word/2012/wordml" xmlns:w16cex="http://schemas.microsoft.com/office/word/2018/wordml/cex" xmlns:w16cid="http://schemas.microsoft.com/office/word/2016/wordml/cid" xmlns:w16="http://schemas.microsoft.com/office/word/2018/wordml" xmlns:w16se="http://schemas.microsoft.com/office/word/2015/wordml/symex" xmlns:wpg="http://schemas.microsoft.com/office/word/2010/wordprocessingGroup" xmlns:wpi="http://schemas.microsoft.com/office/word/2010/wordprocessingInk" xmlns:wne="http://schemas.microsoft.com/office/word/2006/wordml" xmlns:wps="http://schemas.microsoft.com/office/word/2010/wordprocessingShape" mc:Ignorable="w14 w15 w16se w16cid w16 w16cex wp14">
+<w:document xmlns:wpc="http://schemas.microsoft.com/office/word/2010/wordprocessingCanvas" xmlns:cx="http://schemas.microsoft.com/office/drawing/2014/chartex" xmlns:cx1="http://schemas.microsoft.com/office/drawing/2015/9/8/chartex" xmlns:cx2="http://schemas.microsoft.com/office/drawing/2015/10/21/chartex" xmlns:cx3="http://schemas.microsoft.com/office/drawing/2016/5/9/chartex" xmlns:cx4="http://schemas.microsoft.com/office/drawing/2016/5/10/chartex" xmlns:cx5="http://schemas.microsoft.com/office/drawing/2016/5/11/chartex" xmlns:cx6="http://schemas.microsoft.com/office/drawing/2016/5/12/chartex" xmlns:cx7="http://schemas.microsoft.com/office/drawing/2016/5/13/chartex" xmlns:cx8="http://schemas.microsoft.com/office/drawing/2016/5/14/chartex" xmlns:mc="http://schemas.openxmlformats.org/markup-compatibility/2006" xmlns:aink="http://schemas.microsoft.com/office/drawing/2016/ink" xmlns:am3d="http://schemas.microsoft.com/office/drawing/2017/model3d" xmlns:o="urn:schemas-microsoft-com:office:office" xmlns:oel="http://schemas.microsoft.com/office/2019/extlst" xmlns:r="http://schemas.openxmlformats.org/officeDocument/2006/relationships" xmlns:m="http://schemas.openxmlformats.org/officeDocument/2006/math" xmlns:v="urn:schemas-microsoft-com:vml" xmlns:wp14="http://schemas.microsoft.com/office/word/2010/wordprocessingDrawing" xmlns:wp="http://schemas.openxmlformats.org/drawingml/2006/wordprocessingDrawing" xmlns:w10="urn:schemas-microsoft-com:office:word" xmlns:w="http://schemas.openxmlformats.org/wordprocessingml/2006/main" xmlns:w14="http://schemas.microsoft.com/office/word/2010/wordml" xmlns:w15="http://schemas.microsoft.com/office/word/2012/wordml" xmlns:w16cex="http://schemas.microsoft.com/office/word/2018/wordml/cex" xmlns:w16cid="http://schemas.microsoft.com/office/word/2016/wordml/cid" xmlns:w16="http://schemas.microsoft.com/office/word/2018/wordml" xmlns:w16du="http://schemas.microsoft.com/office/word/2023/wordml/word16du" xmlns:w16sdtdh="http://schemas.microsoft.com/office/word/2020/wordml/sdtdatahash" xmlns:w16sdtfl="http://schemas.microsoft.com/office/word/2024/wordml/sdtformatlock" xmlns:w16se="http://schemas.microsoft.com/office/word/2015/wordml/symex" xmlns:wpg="http://schemas.microsoft.com/office/word/2010/wordprocessingGroup" xmlns:wpi="http://schemas.microsoft.com/office/word/2010/wordprocessingInk" xmlns:wne="http://schemas.microsoft.com/office/word/2006/wordml" xmlns:wps="http://schemas.microsoft.com/office/word/2010/wordprocessingShape" mc:Ignorable="w14 w15 w16se w16cid w16 w16cex w16sdtdh w16sdtfl w16du wp14">
   <w:body>
     <w:p>
       <w:pPr>
@@ -30,6 +30,7 @@
           <w:lang w:val="en-US"/>
         </w:rPr>
       </w:pPr>
+      <w:proofErr w:type="gramStart"/>
       <w:r>
         <w:rPr>
           <w:b/>
@@ -37,43 +38,29 @@
           <w:szCs w:val="28"/>
           <w:lang w:val="en-US"/>
         </w:rPr>
-        <w:t>{{ mata_kuliah }}</w:t>
-      </w:r>
-    </w:p>
-    <w:p>
-      <w:pPr>
-        <w:jc w:val="center"/>
-        <w:rPr>
-          <w:b/>
-        </w:rPr>
-      </w:pPr>
-    </w:p>
-    <w:p>
-      <w:pPr>
-        <w:jc w:val="center"/>
-        <w:rPr>
-          <w:b/>
-        </w:rPr>
-      </w:pPr>
-    </w:p>
-    <w:p>
-      <w:pPr>
-        <w:jc w:val="center"/>
+        <w:t xml:space="preserve">{{ </w:t>
+      </w:r>
+      <w:proofErr w:type="spellStart"/>
+      <w:r>
         <w:rPr>
           <w:b/>
           <w:sz w:val="28"/>
           <w:szCs w:val="28"/>
           <w:lang w:val="en-US"/>
         </w:rPr>
-      </w:pPr>
+        <w:t>mata</w:t>
+      </w:r>
+      <w:proofErr w:type="gramEnd"/>
       <w:r>
         <w:rPr>
           <w:b/>
           <w:sz w:val="28"/>
           <w:szCs w:val="28"/>
-        </w:rPr>
-        <w:t>MODUL</w:t>
-      </w:r>
+          <w:lang w:val="en-US"/>
+        </w:rPr>
+        <w:t>_</w:t>
+      </w:r>
+      <w:proofErr w:type="gramStart"/>
       <w:r>
         <w:rPr>
           <w:b/>
@@ -81,8 +68,9 @@
           <w:szCs w:val="28"/>
           <w:lang w:val="en-US"/>
         </w:rPr>
-        <w:t xml:space="preserve"> </w:t>
-      </w:r>
+        <w:t>kuliah</w:t>
+      </w:r>
+      <w:proofErr w:type="spellEnd"/>
       <w:r>
         <w:rPr>
           <w:b/>
@@ -90,67 +78,90 @@
           <w:szCs w:val="28"/>
           <w:lang w:val="en-US"/>
         </w:rPr>
-        <w:t>{{ nomor_modul }}</w:t>
-      </w:r>
-    </w:p>
-    <w:p>
-      <w:pPr>
-        <w:jc w:val="center"/>
+        <w:t xml:space="preserve"> }</w:t>
+      </w:r>
+      <w:proofErr w:type="gramEnd"/>
+      <w:r>
         <w:rPr>
           <w:b/>
           <w:sz w:val="28"/>
           <w:szCs w:val="28"/>
           <w:lang w:val="en-US"/>
         </w:rPr>
-      </w:pPr>
-      <w:r>
+        <w:t>}</w:t>
+      </w:r>
+    </w:p>
+    <w:p>
+      <w:pPr>
+        <w:jc w:val="center"/>
+        <w:rPr>
+          <w:b/>
+        </w:rPr>
+      </w:pPr>
+    </w:p>
+    <w:p>
+      <w:pPr>
+        <w:jc w:val="center"/>
+        <w:rPr>
+          <w:b/>
+        </w:rPr>
+      </w:pPr>
+    </w:p>
+    <w:p>
+      <w:pPr>
+        <w:jc w:val="center"/>
         <w:rPr>
           <w:b/>
           <w:sz w:val="28"/>
           <w:szCs w:val="28"/>
           <w:lang w:val="en-US"/>
         </w:rPr>
-        <w:t>{{ judul }}</w:t>
-      </w:r>
-    </w:p>
-    <w:p>
-      <w:pPr>
-        <w:jc w:val="center"/>
-        <w:rPr>
-          <w:b/>
-        </w:rPr>
-      </w:pPr>
-    </w:p>
-    <w:p>
-      <w:pPr>
-        <w:jc w:val="center"/>
-        <w:rPr>
-          <w:b/>
-        </w:rPr>
-      </w:pPr>
-    </w:p>
-    <w:p>
-      <w:pPr>
-        <w:jc w:val="center"/>
-        <w:rPr>
-          <w:b/>
-        </w:rPr>
-      </w:pPr>
-    </w:p>
-    <w:p>
-      <w:pPr>
-        <w:jc w:val="center"/>
+      </w:pPr>
+      <w:r>
         <w:rPr>
           <w:b/>
           <w:sz w:val="28"/>
           <w:szCs w:val="28"/>
         </w:rPr>
-      </w:pPr>
+        <w:t>MODUL</w:t>
+      </w:r>
       <w:r>
         <w:rPr>
           <w:b/>
-        </w:rPr>
-        <w:t>DISUSUN OLEH :</w:t>
+          <w:sz w:val="28"/>
+          <w:szCs w:val="28"/>
+          <w:lang w:val="en-US"/>
+        </w:rPr>
+        <w:t xml:space="preserve"> </w:t>
+      </w:r>
+      <w:r>
+        <w:rPr>
+          <w:b/>
+          <w:sz w:val="28"/>
+          <w:szCs w:val="28"/>
+          <w:lang w:val="en-US"/>
+        </w:rPr>
+        <w:t xml:space="preserve">{{ </w:t>
+      </w:r>
+      <w:proofErr w:type="spellStart"/>
+      <w:r>
+        <w:rPr>
+          <w:b/>
+          <w:sz w:val="28"/>
+          <w:szCs w:val="28"/>
+          <w:lang w:val="en-US"/>
+        </w:rPr>
+        <w:t>nomor_modul</w:t>
+      </w:r>
+      <w:proofErr w:type="spellEnd"/>
+      <w:r>
+        <w:rPr>
+          <w:b/>
+          <w:sz w:val="28"/>
+          <w:szCs w:val="28"/>
+          <w:lang w:val="en-US"/>
+        </w:rPr>
+        <w:t xml:space="preserve"> }}</w:t>
       </w:r>
     </w:p>
     <w:p>
@@ -158,28 +169,128 @@
         <w:jc w:val="center"/>
         <w:rPr>
           <w:b/>
-          <w:lang w:val="en-US"/>
-        </w:rPr>
-      </w:pPr>
+          <w:sz w:val="28"/>
+          <w:szCs w:val="28"/>
+          <w:lang w:val="en-US"/>
+        </w:rPr>
+      </w:pPr>
+      <w:proofErr w:type="gramStart"/>
       <w:r>
         <w:rPr>
           <w:b/>
-          <w:lang w:val="en-US"/>
-        </w:rPr>
-        <w:t>{{ nama }}</w:t>
-      </w:r>
+          <w:sz w:val="28"/>
+          <w:szCs w:val="28"/>
+          <w:lang w:val="en-US"/>
+        </w:rPr>
+        <w:t xml:space="preserve">{{ </w:t>
+      </w:r>
+      <w:proofErr w:type="spellStart"/>
       <w:r>
         <w:rPr>
           <w:b/>
+          <w:sz w:val="28"/>
+          <w:szCs w:val="28"/>
+          <w:lang w:val="en-US"/>
+        </w:rPr>
+        <w:t>judul</w:t>
+      </w:r>
+      <w:proofErr w:type="spellEnd"/>
+      <w:proofErr w:type="gramEnd"/>
+      <w:r>
+        <w:rPr>
+          <w:b/>
+          <w:sz w:val="28"/>
+          <w:szCs w:val="28"/>
+          <w:lang w:val="en-US"/>
+        </w:rPr>
+        <w:t xml:space="preserve"> }}</w:t>
+      </w:r>
+    </w:p>
+    <w:p>
+      <w:pPr>
+        <w:jc w:val="center"/>
+        <w:rPr>
+          <w:b/>
+        </w:rPr>
+      </w:pPr>
+    </w:p>
+    <w:p>
+      <w:pPr>
+        <w:jc w:val="center"/>
+        <w:rPr>
+          <w:b/>
+        </w:rPr>
+      </w:pPr>
+    </w:p>
+    <w:p>
+      <w:pPr>
+        <w:jc w:val="center"/>
+        <w:rPr>
+          <w:b/>
+        </w:rPr>
+      </w:pPr>
+    </w:p>
+    <w:p>
+      <w:pPr>
+        <w:jc w:val="center"/>
+        <w:rPr>
+          <w:b/>
+          <w:sz w:val="28"/>
+          <w:szCs w:val="28"/>
+        </w:rPr>
+      </w:pPr>
+      <w:r>
+        <w:rPr>
+          <w:b/>
+        </w:rPr>
+        <w:t>DISUSUN OLEH :</w:t>
+      </w:r>
+    </w:p>
+    <w:p>
+      <w:pPr>
+        <w:jc w:val="center"/>
+        <w:rPr>
+          <w:b/>
+          <w:lang w:val="en-US"/>
+        </w:rPr>
+      </w:pPr>
+      <w:proofErr w:type="gramStart"/>
+      <w:r>
+        <w:rPr>
+          <w:b/>
+          <w:lang w:val="en-US"/>
+        </w:rPr>
+        <w:t>{{ nama</w:t>
+      </w:r>
+      <w:proofErr w:type="gramEnd"/>
+      <w:r>
+        <w:rPr>
+          <w:b/>
+          <w:lang w:val="en-US"/>
+        </w:rPr>
+        <w:t xml:space="preserve"> }}</w:t>
+      </w:r>
+      <w:r>
+        <w:rPr>
+          <w:b/>
         </w:rPr>
         <w:tab/>
       </w:r>
+      <w:proofErr w:type="gramStart"/>
       <w:r>
         <w:rPr>
           <w:b/>
           <w:lang w:val="en-US"/>
         </w:rPr>
-        <w:t>{{ nim }}</w:t>
+        <w:t>{{ nim</w:t>
+      </w:r>
+      <w:proofErr w:type="gramEnd"/>
+      <w:r>
+        <w:rPr>
+          <w:b/>
+          <w:lang w:val="en-US"/>
+        </w:rPr>
+        <w:t xml:space="preserve"> }}</w:t>
       </w:r>
     </w:p>
     <w:p>
@@ -2964,6 +3075,7 @@
       </w:pPr>
       <w:bookmarkStart w:id="0" w:name="_Toc197688582"/>
       <w:r>
+        <w:lastRenderedPageBreak/>
         <w:t>DAFTAR GAMBAR</w:t>
       </w:r>
       <w:bookmarkEnd w:id="0"/>
@@ -3048,6 +3160,7 @@
       </w:pPr>
       <w:bookmarkStart w:id="1" w:name="_Toc197688583"/>
       <w:r>
+        <w:lastRenderedPageBreak/>
         <w:t>HASIL PRAKTIKUM</w:t>
       </w:r>
       <w:bookmarkEnd w:id="1"/>
@@ -3066,7 +3179,25 @@
           <w:szCs w:val="34"/>
           <w:lang w:val="en-US"/>
         </w:rPr>
-        <w:t>{% for item in daftar_sub_bab %}</w:t>
+        <w:t xml:space="preserve">{% for item in </w:t>
+      </w:r>
+      <w:proofErr w:type="spellStart"/>
+      <w:r>
+        <w:rPr>
+          <w:sz w:val="34"/>
+          <w:szCs w:val="34"/>
+          <w:lang w:val="en-US"/>
+        </w:rPr>
+        <w:t>daftar_sub_bab</w:t>
+      </w:r>
+      <w:proofErr w:type="spellEnd"/>
+      <w:r>
+        <w:rPr>
+          <w:sz w:val="34"/>
+          <w:szCs w:val="34"/>
+          <w:lang w:val="en-US"/>
+        </w:rPr>
+        <w:t xml:space="preserve"> %}</w:t>
       </w:r>
     </w:p>
     <w:p>
@@ -3078,11 +3209,56 @@
         </w:numPr>
         <w:spacing w:before="240"/>
       </w:pPr>
+      <w:proofErr w:type="gramStart"/>
       <w:r>
         <w:t>I</w:t>
       </w:r>
       <w:r>
-        <w:t>.{{ loop.index }} {{ item.judul_sub_bab }}</w:t>
+        <w:t xml:space="preserve">.{{ </w:t>
+      </w:r>
+      <w:proofErr w:type="spellStart"/>
+      <w:r>
+        <w:t>loop</w:t>
+      </w:r>
+      <w:proofErr w:type="gramEnd"/>
+      <w:r>
+        <w:t>.</w:t>
+      </w:r>
+      <w:proofErr w:type="gramStart"/>
+      <w:r>
+        <w:t>index</w:t>
+      </w:r>
+      <w:proofErr w:type="spellEnd"/>
+      <w:r>
+        <w:t xml:space="preserve"> }</w:t>
+      </w:r>
+      <w:proofErr w:type="gramEnd"/>
+      <w:r>
+        <w:t xml:space="preserve">} </w:t>
+      </w:r>
+      <w:proofErr w:type="gramStart"/>
+      <w:r>
+        <w:t xml:space="preserve">{{ </w:t>
+      </w:r>
+      <w:proofErr w:type="spellStart"/>
+      <w:r>
+        <w:t>item</w:t>
+      </w:r>
+      <w:proofErr w:type="gramEnd"/>
+      <w:r>
+        <w:t>.judul_sub_</w:t>
+      </w:r>
+      <w:proofErr w:type="gramStart"/>
+      <w:r>
+        <w:t>bab</w:t>
+      </w:r>
+      <w:proofErr w:type="spellEnd"/>
+      <w:r>
+        <w:t xml:space="preserve"> }</w:t>
+      </w:r>
+      <w:proofErr w:type="gramEnd"/>
+      <w:r>
+        <w:t>}</w:t>
       </w:r>
     </w:p>
     <w:p>
@@ -3096,7 +3272,65 @@
         <w:rPr>
           <w:lang w:val="en-US"/>
         </w:rPr>
-        <w:t>{% if item.penjelasan_singkat and item.penjelasan_singkat != "##HAPUS##" %}</w:t>
+        <w:t xml:space="preserve">{% if </w:t>
+      </w:r>
+      <w:proofErr w:type="spellStart"/>
+      <w:proofErr w:type="gramStart"/>
+      <w:r>
+        <w:rPr>
+          <w:lang w:val="en-US"/>
+        </w:rPr>
+        <w:t>item.penjelasan</w:t>
+      </w:r>
+      <w:proofErr w:type="gramEnd"/>
+      <w:r>
+        <w:rPr>
+          <w:lang w:val="en-US"/>
+        </w:rPr>
+        <w:t>_singkat</w:t>
+      </w:r>
+      <w:proofErr w:type="spellEnd"/>
+      <w:r>
+        <w:rPr>
+          <w:lang w:val="en-US"/>
+        </w:rPr>
+        <w:t xml:space="preserve"> and </w:t>
+      </w:r>
+      <w:proofErr w:type="spellStart"/>
+      <w:proofErr w:type="gramStart"/>
+      <w:r>
+        <w:rPr>
+          <w:lang w:val="en-US"/>
+        </w:rPr>
+        <w:t>item.penjelasan</w:t>
+      </w:r>
+      <w:proofErr w:type="gramEnd"/>
+      <w:r>
+        <w:rPr>
+          <w:lang w:val="en-US"/>
+        </w:rPr>
+        <w:t>_</w:t>
+      </w:r>
+      <w:proofErr w:type="gramStart"/>
+      <w:r>
+        <w:rPr>
+          <w:lang w:val="en-US"/>
+        </w:rPr>
+        <w:t>singkat</w:t>
+      </w:r>
+      <w:proofErr w:type="spellEnd"/>
+      <w:r>
+        <w:rPr>
+          <w:lang w:val="en-US"/>
+        </w:rPr>
+        <w:t xml:space="preserve"> !</w:t>
+      </w:r>
+      <w:proofErr w:type="gramEnd"/>
+      <w:r>
+        <w:rPr>
+          <w:lang w:val="en-US"/>
+        </w:rPr>
+        <w:t>= "##HAPUS##" %}</w:t>
       </w:r>
     </w:p>
     <w:p>
@@ -3107,11 +3341,47 @@
           <w:lang w:val="en-US"/>
         </w:rPr>
       </w:pPr>
-      <w:r>
-        <w:rPr>
-          <w:lang w:val="en-US"/>
-        </w:rPr>
-        <w:t>{{ item.penjelasan_singkat }}</w:t>
+      <w:proofErr w:type="gramStart"/>
+      <w:r>
+        <w:rPr>
+          <w:lang w:val="en-US"/>
+        </w:rPr>
+        <w:t xml:space="preserve">{{ </w:t>
+      </w:r>
+      <w:proofErr w:type="spellStart"/>
+      <w:r>
+        <w:rPr>
+          <w:lang w:val="en-US"/>
+        </w:rPr>
+        <w:t>item</w:t>
+      </w:r>
+      <w:proofErr w:type="gramEnd"/>
+      <w:r>
+        <w:rPr>
+          <w:lang w:val="en-US"/>
+        </w:rPr>
+        <w:t>.penjelasan_</w:t>
+      </w:r>
+      <w:proofErr w:type="gramStart"/>
+      <w:r>
+        <w:rPr>
+          <w:lang w:val="en-US"/>
+        </w:rPr>
+        <w:t>singkat</w:t>
+      </w:r>
+      <w:proofErr w:type="spellEnd"/>
+      <w:r>
+        <w:rPr>
+          <w:lang w:val="en-US"/>
+        </w:rPr>
+        <w:t xml:space="preserve"> }</w:t>
+      </w:r>
+      <w:proofErr w:type="gramEnd"/>
+      <w:r>
+        <w:rPr>
+          <w:lang w:val="en-US"/>
+        </w:rPr>
+        <w:t>}</w:t>
       </w:r>
     </w:p>
     <w:p>
@@ -3137,6 +3407,7 @@
         </w:numPr>
         <w:ind w:left="510" w:hanging="153"/>
       </w:pPr>
+      <w:proofErr w:type="gramStart"/>
       <w:r>
         <w:t>I</w:t>
       </w:r>
@@ -3144,22 +3415,58 @@
         <w:rPr>
           <w:lang w:val="id-ID"/>
         </w:rPr>
-        <w:t>.{{ loop.index }}</w:t>
-      </w:r>
+        <w:t>.{{ loop</w:t>
+      </w:r>
+      <w:proofErr w:type="gramEnd"/>
       <w:r>
         <w:rPr>
           <w:lang w:val="id-ID"/>
         </w:rPr>
         <w:t>.</w:t>
       </w:r>
+      <w:proofErr w:type="gramStart"/>
+      <w:r>
+        <w:rPr>
+          <w:lang w:val="id-ID"/>
+        </w:rPr>
+        <w:t>index }}</w:t>
+      </w:r>
+      <w:r>
+        <w:rPr>
+          <w:lang w:val="id-ID"/>
+        </w:rPr>
+        <w:t>.</w:t>
+      </w:r>
       <w:r>
         <w:t>A.</w:t>
       </w:r>
+      <w:proofErr w:type="gramEnd"/>
       <w:r>
         <w:t xml:space="preserve"> </w:t>
       </w:r>
-      <w:r>
-        <w:t>{{ item.label_point_a }}</w:t>
+      <w:proofErr w:type="gramStart"/>
+      <w:r>
+        <w:t xml:space="preserve">{{ </w:t>
+      </w:r>
+      <w:proofErr w:type="spellStart"/>
+      <w:r>
+        <w:t>item</w:t>
+      </w:r>
+      <w:proofErr w:type="gramEnd"/>
+      <w:r>
+        <w:t>.label_point_</w:t>
+      </w:r>
+      <w:proofErr w:type="gramStart"/>
+      <w:r>
+        <w:t>a</w:t>
+      </w:r>
+      <w:proofErr w:type="spellEnd"/>
+      <w:r>
+        <w:t xml:space="preserve"> }</w:t>
+      </w:r>
+      <w:proofErr w:type="gramEnd"/>
+      <w:r>
+        <w:t>}</w:t>
       </w:r>
       <w:r>
         <w:t xml:space="preserve"> </w:t>
@@ -3187,8 +3494,18 @@
       <w:pPr>
         <w:pStyle w:val="Code"/>
       </w:pPr>
-      <w:r>
-        <w:t>{{ k.isi }}</w:t>
+      <w:proofErr w:type="gramStart"/>
+      <w:r>
+        <w:t xml:space="preserve">{{ </w:t>
+      </w:r>
+      <w:proofErr w:type="spellStart"/>
+      <w:r>
+        <w:t>k.isi</w:t>
+      </w:r>
+      <w:proofErr w:type="spellEnd"/>
+      <w:proofErr w:type="gramEnd"/>
+      <w:r>
+        <w:t xml:space="preserve"> }}</w:t>
       </w:r>
     </w:p>
     <w:p>
@@ -3237,6 +3554,7 @@
         <w:spacing w:before="240"/>
         <w:ind w:left="510" w:hanging="153"/>
       </w:pPr>
+      <w:proofErr w:type="gramStart"/>
       <w:r>
         <w:t>I</w:t>
       </w:r>
@@ -3244,22 +3562,42 @@
         <w:rPr>
           <w:lang w:val="id-ID"/>
         </w:rPr>
-        <w:t>.{{ loop.index }}</w:t>
-      </w:r>
+        <w:t>.{{ loop</w:t>
+      </w:r>
+      <w:proofErr w:type="gramEnd"/>
       <w:r>
         <w:rPr>
           <w:lang w:val="id-ID"/>
         </w:rPr>
         <w:t>.</w:t>
       </w:r>
+      <w:proofErr w:type="gramStart"/>
+      <w:r>
+        <w:rPr>
+          <w:lang w:val="id-ID"/>
+        </w:rPr>
+        <w:t>index }}</w:t>
+      </w:r>
+      <w:r>
+        <w:rPr>
+          <w:lang w:val="id-ID"/>
+        </w:rPr>
+        <w:t>.</w:t>
+      </w:r>
       <w:r>
         <w:t>B.</w:t>
       </w:r>
+      <w:proofErr w:type="gramEnd"/>
       <w:r>
         <w:t xml:space="preserve"> </w:t>
       </w:r>
-      <w:r>
-        <w:t xml:space="preserve">Tampilan </w:t>
+      <w:proofErr w:type="spellStart"/>
+      <w:r>
+        <w:t>Tampilan</w:t>
+      </w:r>
+      <w:proofErr w:type="spellEnd"/>
+      <w:r>
+        <w:t xml:space="preserve"> </w:t>
       </w:r>
       <w:r>
         <w:t xml:space="preserve">Hasil </w:t>
@@ -3276,7 +3614,43 @@
         <w:rPr>
           <w:lang w:val="en-US"/>
         </w:rPr>
-        <w:t>{% for gbr in item.list_gambar %}</w:t>
+        <w:t xml:space="preserve">{% for </w:t>
+      </w:r>
+      <w:proofErr w:type="spellStart"/>
+      <w:r>
+        <w:rPr>
+          <w:lang w:val="en-US"/>
+        </w:rPr>
+        <w:t>gbr</w:t>
+      </w:r>
+      <w:proofErr w:type="spellEnd"/>
+      <w:r>
+        <w:rPr>
+          <w:lang w:val="en-US"/>
+        </w:rPr>
+        <w:t xml:space="preserve"> in </w:t>
+      </w:r>
+      <w:proofErr w:type="spellStart"/>
+      <w:proofErr w:type="gramStart"/>
+      <w:r>
+        <w:rPr>
+          <w:lang w:val="en-US"/>
+        </w:rPr>
+        <w:t>item.list</w:t>
+      </w:r>
+      <w:proofErr w:type="gramEnd"/>
+      <w:r>
+        <w:rPr>
+          <w:lang w:val="en-US"/>
+        </w:rPr>
+        <w:t>_gambar</w:t>
+      </w:r>
+      <w:proofErr w:type="spellEnd"/>
+      <w:r>
+        <w:rPr>
+          <w:lang w:val="en-US"/>
+        </w:rPr>
+        <w:t xml:space="preserve"> %}</w:t>
       </w:r>
       <w:r>
         <w:rPr>
@@ -3284,11 +3658,47 @@
         </w:rPr>
         <w:t xml:space="preserve"> </w:t>
       </w:r>
-      <w:r>
-        <w:rPr>
-          <w:lang w:val="en-US"/>
-        </w:rPr>
-        <w:t>{{ gbr.objek_gambar }}</w:t>
+      <w:proofErr w:type="gramStart"/>
+      <w:r>
+        <w:rPr>
+          <w:lang w:val="en-US"/>
+        </w:rPr>
+        <w:t xml:space="preserve">{{ </w:t>
+      </w:r>
+      <w:proofErr w:type="spellStart"/>
+      <w:r>
+        <w:rPr>
+          <w:lang w:val="en-US"/>
+        </w:rPr>
+        <w:t>gbr</w:t>
+      </w:r>
+      <w:proofErr w:type="gramEnd"/>
+      <w:r>
+        <w:rPr>
+          <w:lang w:val="en-US"/>
+        </w:rPr>
+        <w:t>.objek_</w:t>
+      </w:r>
+      <w:proofErr w:type="gramStart"/>
+      <w:r>
+        <w:rPr>
+          <w:lang w:val="en-US"/>
+        </w:rPr>
+        <w:t>gambar</w:t>
+      </w:r>
+      <w:proofErr w:type="spellEnd"/>
+      <w:r>
+        <w:rPr>
+          <w:lang w:val="en-US"/>
+        </w:rPr>
+        <w:t xml:space="preserve"> }</w:t>
+      </w:r>
+      <w:proofErr w:type="gramEnd"/>
+      <w:r>
+        <w:rPr>
+          <w:lang w:val="en-US"/>
+        </w:rPr>
+        <w:t>}</w:t>
       </w:r>
     </w:p>
     <w:p>
@@ -3337,6 +3747,7 @@
         </w:numPr>
         <w:ind w:left="357"/>
       </w:pPr>
+      <w:proofErr w:type="gramStart"/>
       <w:r>
         <w:t>I</w:t>
       </w:r>
@@ -3344,17 +3755,32 @@
         <w:rPr>
           <w:lang w:val="id-ID"/>
         </w:rPr>
-        <w:t>.{{ loop.index }}</w:t>
-      </w:r>
+        <w:t>.{{ loop</w:t>
+      </w:r>
+      <w:proofErr w:type="gramEnd"/>
       <w:r>
         <w:rPr>
           <w:lang w:val="id-ID"/>
         </w:rPr>
         <w:t>.</w:t>
       </w:r>
+      <w:proofErr w:type="gramStart"/>
+      <w:r>
+        <w:rPr>
+          <w:lang w:val="id-ID"/>
+        </w:rPr>
+        <w:t>index }}</w:t>
+      </w:r>
+      <w:r>
+        <w:rPr>
+          <w:lang w:val="id-ID"/>
+        </w:rPr>
+        <w:t>.</w:t>
+      </w:r>
       <w:r>
         <w:t>C.</w:t>
       </w:r>
+      <w:proofErr w:type="gramEnd"/>
       <w:r>
         <w:t xml:space="preserve"> </w:t>
       </w:r>
@@ -3373,21 +3799,79 @@
         <w:rPr>
           <w:lang w:val="en-US"/>
         </w:rPr>
-        <w:t>{% for p in item.list_paragraf_analisa %}</w:t>
+        <w:t xml:space="preserve">{% for p in </w:t>
+      </w:r>
+      <w:proofErr w:type="spellStart"/>
+      <w:proofErr w:type="gramStart"/>
+      <w:r>
+        <w:rPr>
+          <w:lang w:val="en-US"/>
+        </w:rPr>
+        <w:t>item.list</w:t>
+      </w:r>
+      <w:proofErr w:type="gramEnd"/>
+      <w:r>
+        <w:rPr>
+          <w:lang w:val="en-US"/>
+        </w:rPr>
+        <w:t>_paragraf_analisa</w:t>
+      </w:r>
+      <w:proofErr w:type="spellEnd"/>
+      <w:r>
+        <w:rPr>
+          <w:lang w:val="en-US"/>
+        </w:rPr>
+        <w:t xml:space="preserve"> %}</w:t>
       </w:r>
     </w:p>
     <w:p>
       <w:pPr>
-        <w:ind w:left="1021"/>
-        <w:rPr>
-          <w:lang w:val="en-US"/>
-        </w:rPr>
-      </w:pPr>
-      <w:r>
-        <w:rPr>
-          <w:lang w:val="en-US"/>
-        </w:rPr>
-        <w:t>{{ p.teks }}</w:t>
+        <w:ind w:left="1021" w:firstLine="419"/>
+        <w:rPr>
+          <w:lang w:val="en-US"/>
+        </w:rPr>
+      </w:pPr>
+      <w:proofErr w:type="gramStart"/>
+      <w:r>
+        <w:rPr>
+          <w:lang w:val="en-US"/>
+        </w:rPr>
+        <w:t xml:space="preserve">{{ </w:t>
+      </w:r>
+      <w:proofErr w:type="spellStart"/>
+      <w:r>
+        <w:rPr>
+          <w:lang w:val="en-US"/>
+        </w:rPr>
+        <w:t>p</w:t>
+      </w:r>
+      <w:proofErr w:type="gramEnd"/>
+      <w:r>
+        <w:rPr>
+          <w:lang w:val="en-US"/>
+        </w:rPr>
+        <w:t>.</w:t>
+      </w:r>
+      <w:proofErr w:type="gramStart"/>
+      <w:r>
+        <w:rPr>
+          <w:lang w:val="en-US"/>
+        </w:rPr>
+        <w:t>teks</w:t>
+      </w:r>
+      <w:proofErr w:type="spellEnd"/>
+      <w:r>
+        <w:rPr>
+          <w:lang w:val="en-US"/>
+        </w:rPr>
+        <w:t xml:space="preserve"> }</w:t>
+      </w:r>
+      <w:proofErr w:type="gramEnd"/>
+      <w:r>
+        <w:rPr>
+          <w:lang w:val="en-US"/>
+        </w:rPr>
+        <w:t>}</w:t>
       </w:r>
     </w:p>
     <w:p>
@@ -3401,7 +3885,21 @@
         <w:rPr>
           <w:lang w:val="en-US"/>
         </w:rPr>
-        <w:t>{% endfor %}</w:t>
+        <w:t xml:space="preserve">{% </w:t>
+      </w:r>
+      <w:proofErr w:type="spellStart"/>
+      <w:r>
+        <w:rPr>
+          <w:lang w:val="en-US"/>
+        </w:rPr>
+        <w:t>endfor</w:t>
+      </w:r>
+      <w:proofErr w:type="spellEnd"/>
+      <w:r>
+        <w:rPr>
+          <w:lang w:val="en-US"/>
+        </w:rPr>
+        <w:t xml:space="preserve"> %}</w:t>
       </w:r>
       <w:r>
         <w:rPr>
@@ -3413,7 +3911,21 @@
         <w:rPr>
           <w:lang w:val="en-US"/>
         </w:rPr>
-        <w:t>{% endfor %}</w:t>
+        <w:t xml:space="preserve">{% </w:t>
+      </w:r>
+      <w:proofErr w:type="spellStart"/>
+      <w:r>
+        <w:rPr>
+          <w:lang w:val="en-US"/>
+        </w:rPr>
+        <w:t>endfor</w:t>
+      </w:r>
+      <w:proofErr w:type="spellEnd"/>
+      <w:r>
+        <w:rPr>
+          <w:lang w:val="en-US"/>
+        </w:rPr>
+        <w:t xml:space="preserve"> %}</w:t>
       </w:r>
     </w:p>
     <w:p>
@@ -3445,14 +3957,107 @@
         <w:pStyle w:val="Text"/>
         <w:spacing w:before="240"/>
       </w:pPr>
-      <w:r>
-        <w:t xml:space="preserve">Berdasarkan praktikum yang telah dilaksanakan, bahwa pada pertemuan </w:t>
-      </w:r>
-      <w:r>
-        <w:t>ke-</w:t>
-      </w:r>
-      <w:r>
-        <w:t>{{ nomor_modul }} ini tidak terdapat tugas praktikum.</w:t>
+      <w:proofErr w:type="spellStart"/>
+      <w:r>
+        <w:t>Berdasarkan</w:t>
+      </w:r>
+      <w:proofErr w:type="spellEnd"/>
+      <w:r>
+        <w:t xml:space="preserve"> </w:t>
+      </w:r>
+      <w:proofErr w:type="spellStart"/>
+      <w:r>
+        <w:t>praktikum</w:t>
+      </w:r>
+      <w:proofErr w:type="spellEnd"/>
+      <w:r>
+        <w:t xml:space="preserve"> yang </w:t>
+      </w:r>
+      <w:proofErr w:type="spellStart"/>
+      <w:r>
+        <w:t>telah</w:t>
+      </w:r>
+      <w:proofErr w:type="spellEnd"/>
+      <w:r>
+        <w:t xml:space="preserve"> </w:t>
+      </w:r>
+      <w:proofErr w:type="spellStart"/>
+      <w:r>
+        <w:t>dilaksanakan</w:t>
+      </w:r>
+      <w:proofErr w:type="spellEnd"/>
+      <w:r>
+        <w:t xml:space="preserve">, </w:t>
+      </w:r>
+      <w:proofErr w:type="spellStart"/>
+      <w:r>
+        <w:t>bahwa</w:t>
+      </w:r>
+      <w:proofErr w:type="spellEnd"/>
+      <w:r>
+        <w:t xml:space="preserve"> pada </w:t>
+      </w:r>
+      <w:proofErr w:type="spellStart"/>
+      <w:r>
+        <w:t>pertemuan</w:t>
+      </w:r>
+      <w:proofErr w:type="spellEnd"/>
+      <w:r>
+        <w:t xml:space="preserve"> </w:t>
+      </w:r>
+      <w:r>
+        <w:t>ke</w:t>
+      </w:r>
+      <w:proofErr w:type="gramStart"/>
+      <w:r>
+        <w:t>-</w:t>
+      </w:r>
+      <w:r>
+        <w:t xml:space="preserve">{{ </w:t>
+      </w:r>
+      <w:proofErr w:type="spellStart"/>
+      <w:r>
+        <w:t>nomor</w:t>
+      </w:r>
+      <w:proofErr w:type="gramEnd"/>
+      <w:r>
+        <w:t>_</w:t>
+      </w:r>
+      <w:proofErr w:type="gramStart"/>
+      <w:r>
+        <w:t>modul</w:t>
+      </w:r>
+      <w:proofErr w:type="spellEnd"/>
+      <w:r>
+        <w:t xml:space="preserve"> }</w:t>
+      </w:r>
+      <w:proofErr w:type="gramEnd"/>
+      <w:r>
+        <w:t xml:space="preserve">} ini </w:t>
+      </w:r>
+      <w:proofErr w:type="spellStart"/>
+      <w:r>
+        <w:t>tidak</w:t>
+      </w:r>
+      <w:proofErr w:type="spellEnd"/>
+      <w:r>
+        <w:t xml:space="preserve"> </w:t>
+      </w:r>
+      <w:proofErr w:type="spellStart"/>
+      <w:r>
+        <w:t>terdapat</w:t>
+      </w:r>
+      <w:proofErr w:type="spellEnd"/>
+      <w:r>
+        <w:t xml:space="preserve"> tugas </w:t>
+      </w:r>
+      <w:proofErr w:type="spellStart"/>
+      <w:r>
+        <w:t>praktikum</w:t>
+      </w:r>
+      <w:proofErr w:type="spellEnd"/>
+      <w:r>
+        <w:t>.</w:t>
       </w:r>
     </w:p>
     <w:p>
@@ -3469,15 +4074,16 @@
           <w:szCs w:val="34"/>
           <w:lang w:val="en-US"/>
         </w:rPr>
-        <w:t>{% else %}</w:t>
-      </w:r>
+        <w:t xml:space="preserve">{% else </w:t>
+      </w:r>
+      <w:proofErr w:type="gramStart"/>
       <w:r>
         <w:rPr>
           <w:sz w:val="34"/>
           <w:szCs w:val="34"/>
           <w:lang w:val="en-US"/>
         </w:rPr>
-        <w:t>{% for item in daftar_</w:t>
+        <w:t>%}</w:t>
       </w:r>
       <w:r>
         <w:rPr>
@@ -3485,8 +4091,35 @@
           <w:szCs w:val="34"/>
           <w:lang w:val="en-US"/>
         </w:rPr>
+        <w:t>{</w:t>
+      </w:r>
+      <w:proofErr w:type="gramEnd"/>
+      <w:r>
+        <w:rPr>
+          <w:sz w:val="34"/>
+          <w:szCs w:val="34"/>
+          <w:lang w:val="en-US"/>
+        </w:rPr>
+        <w:t xml:space="preserve">% for item in </w:t>
+      </w:r>
+      <w:proofErr w:type="spellStart"/>
+      <w:r>
+        <w:rPr>
+          <w:sz w:val="34"/>
+          <w:szCs w:val="34"/>
+          <w:lang w:val="en-US"/>
+        </w:rPr>
+        <w:t>daftar_</w:t>
+      </w:r>
+      <w:r>
+        <w:rPr>
+          <w:sz w:val="34"/>
+          <w:szCs w:val="34"/>
+          <w:lang w:val="en-US"/>
+        </w:rPr>
         <w:t>tugas</w:t>
       </w:r>
+      <w:proofErr w:type="spellEnd"/>
       <w:r>
         <w:rPr>
           <w:sz w:val="34"/>
@@ -3505,45 +4138,185 @@
         </w:numPr>
         <w:spacing w:before="240"/>
       </w:pPr>
-      <w:r>
+      <w:proofErr w:type="gramStart"/>
+      <w:r>
+        <w:lastRenderedPageBreak/>
         <w:t>II</w:t>
       </w:r>
       <w:r>
-        <w:t>.{{ loop.index }} {{ item.judul_sub_bab }}</w:t>
+        <w:t xml:space="preserve">.{{ </w:t>
+      </w:r>
+      <w:proofErr w:type="spellStart"/>
+      <w:r>
+        <w:t>loop</w:t>
+      </w:r>
+      <w:proofErr w:type="gramEnd"/>
+      <w:r>
+        <w:t>.</w:t>
+      </w:r>
+      <w:proofErr w:type="gramStart"/>
+      <w:r>
+        <w:t>index</w:t>
+      </w:r>
+      <w:proofErr w:type="spellEnd"/>
+      <w:r>
+        <w:t xml:space="preserve"> }</w:t>
+      </w:r>
+      <w:proofErr w:type="gramEnd"/>
+      <w:r>
+        <w:t xml:space="preserve">} </w:t>
+      </w:r>
+      <w:proofErr w:type="gramStart"/>
+      <w:r>
+        <w:t xml:space="preserve">{{ </w:t>
+      </w:r>
+      <w:proofErr w:type="spellStart"/>
+      <w:r>
+        <w:t>item</w:t>
+      </w:r>
+      <w:proofErr w:type="gramEnd"/>
+      <w:r>
+        <w:t>.judul_sub_</w:t>
+      </w:r>
+      <w:proofErr w:type="gramStart"/>
+      <w:r>
+        <w:t>bab</w:t>
+      </w:r>
+      <w:proofErr w:type="spellEnd"/>
+      <w:r>
+        <w:t xml:space="preserve"> }</w:t>
+      </w:r>
+      <w:proofErr w:type="gramEnd"/>
+      <w:r>
+        <w:t>}</w:t>
       </w:r>
     </w:p>
     <w:p>
       <w:pPr>
-        <w:ind w:left="357"/>
-        <w:rPr>
-          <w:lang w:val="en-US"/>
-        </w:rPr>
-      </w:pPr>
-      <w:r>
-        <w:rPr>
-          <w:lang w:val="en-US"/>
-        </w:rPr>
-        <w:t>{% if item.penjelasan_singkat and item.penjelasan_singkat != "##HAPUS##" %}</w:t>
+        <w:ind w:left="425"/>
+        <w:rPr>
+          <w:lang w:val="en-US"/>
+        </w:rPr>
+      </w:pPr>
+      <w:r>
+        <w:rPr>
+          <w:lang w:val="en-US"/>
+        </w:rPr>
+        <w:t xml:space="preserve">{% if </w:t>
+      </w:r>
+      <w:proofErr w:type="spellStart"/>
+      <w:proofErr w:type="gramStart"/>
+      <w:r>
+        <w:rPr>
+          <w:lang w:val="en-US"/>
+        </w:rPr>
+        <w:t>item.penjelasan</w:t>
+      </w:r>
+      <w:proofErr w:type="gramEnd"/>
+      <w:r>
+        <w:rPr>
+          <w:lang w:val="en-US"/>
+        </w:rPr>
+        <w:t>_singkat</w:t>
+      </w:r>
+      <w:proofErr w:type="spellEnd"/>
+      <w:r>
+        <w:rPr>
+          <w:lang w:val="en-US"/>
+        </w:rPr>
+        <w:t xml:space="preserve"> and </w:t>
+      </w:r>
+      <w:proofErr w:type="spellStart"/>
+      <w:proofErr w:type="gramStart"/>
+      <w:r>
+        <w:rPr>
+          <w:lang w:val="en-US"/>
+        </w:rPr>
+        <w:t>item.penjelasan</w:t>
+      </w:r>
+      <w:proofErr w:type="gramEnd"/>
+      <w:r>
+        <w:rPr>
+          <w:lang w:val="en-US"/>
+        </w:rPr>
+        <w:t>_</w:t>
+      </w:r>
+      <w:proofErr w:type="gramStart"/>
+      <w:r>
+        <w:rPr>
+          <w:lang w:val="en-US"/>
+        </w:rPr>
+        <w:t>singkat</w:t>
+      </w:r>
+      <w:proofErr w:type="spellEnd"/>
+      <w:r>
+        <w:rPr>
+          <w:lang w:val="en-US"/>
+        </w:rPr>
+        <w:t xml:space="preserve"> !</w:t>
+      </w:r>
+      <w:proofErr w:type="gramEnd"/>
+      <w:r>
+        <w:rPr>
+          <w:lang w:val="en-US"/>
+        </w:rPr>
+        <w:t>= "##HAPUS##" %}</w:t>
       </w:r>
     </w:p>
     <w:p>
       <w:pPr>
         <w:spacing w:after="240"/>
-        <w:ind w:left="357" w:firstLine="363"/>
-        <w:rPr>
-          <w:lang w:val="en-US"/>
-        </w:rPr>
-      </w:pPr>
-      <w:r>
-        <w:rPr>
-          <w:lang w:val="en-US"/>
-        </w:rPr>
-        <w:t>{{ item.penjelasan_singkat }}</w:t>
+        <w:ind w:left="425" w:firstLine="363"/>
+        <w:rPr>
+          <w:lang w:val="en-US"/>
+        </w:rPr>
+      </w:pPr>
+      <w:proofErr w:type="gramStart"/>
+      <w:r>
+        <w:rPr>
+          <w:lang w:val="en-US"/>
+        </w:rPr>
+        <w:t xml:space="preserve">{{ </w:t>
+      </w:r>
+      <w:proofErr w:type="spellStart"/>
+      <w:r>
+        <w:rPr>
+          <w:lang w:val="en-US"/>
+        </w:rPr>
+        <w:t>item</w:t>
+      </w:r>
+      <w:proofErr w:type="gramEnd"/>
+      <w:r>
+        <w:rPr>
+          <w:lang w:val="en-US"/>
+        </w:rPr>
+        <w:t>.penjelasan_</w:t>
+      </w:r>
+      <w:proofErr w:type="gramStart"/>
+      <w:r>
+        <w:rPr>
+          <w:lang w:val="en-US"/>
+        </w:rPr>
+        <w:t>singkat</w:t>
+      </w:r>
+      <w:proofErr w:type="spellEnd"/>
+      <w:r>
+        <w:rPr>
+          <w:lang w:val="en-US"/>
+        </w:rPr>
+        <w:t xml:space="preserve"> }</w:t>
+      </w:r>
+      <w:proofErr w:type="gramEnd"/>
+      <w:r>
+        <w:rPr>
+          <w:lang w:val="en-US"/>
+        </w:rPr>
+        <w:t>}</w:t>
       </w:r>
     </w:p>
     <w:p>
       <w:pPr>
-        <w:ind w:firstLine="357"/>
+        <w:ind w:left="425" w:firstLine="357"/>
         <w:rPr>
           <w:lang w:val="en-US"/>
         </w:rPr>
@@ -3566,13 +4339,71 @@
         <w:rPr>
           <w:lang w:val="en-US"/>
         </w:rPr>
-        <w:t>{% if item.tipe == “3” %}</w:t>
-      </w:r>
-      <w:r>
-        <w:rPr>
-          <w:lang w:val="en-US"/>
-        </w:rPr>
-        <w:t>{% for qa in item.qa_list %}</w:t>
+        <w:t xml:space="preserve">{% if </w:t>
+      </w:r>
+      <w:proofErr w:type="spellStart"/>
+      <w:proofErr w:type="gramStart"/>
+      <w:r>
+        <w:rPr>
+          <w:lang w:val="en-US"/>
+        </w:rPr>
+        <w:t>item.tipe</w:t>
+      </w:r>
+      <w:proofErr w:type="spellEnd"/>
+      <w:proofErr w:type="gramEnd"/>
+      <w:r>
+        <w:rPr>
+          <w:lang w:val="en-US"/>
+        </w:rPr>
+        <w:t xml:space="preserve"> == “3” </w:t>
+      </w:r>
+      <w:proofErr w:type="gramStart"/>
+      <w:r>
+        <w:rPr>
+          <w:lang w:val="en-US"/>
+        </w:rPr>
+        <w:t>%}</w:t>
+      </w:r>
+      <w:r>
+        <w:rPr>
+          <w:lang w:val="en-US"/>
+        </w:rPr>
+        <w:t>{</w:t>
+      </w:r>
+      <w:proofErr w:type="gramEnd"/>
+      <w:r>
+        <w:rPr>
+          <w:lang w:val="en-US"/>
+        </w:rPr>
+        <w:t xml:space="preserve">% for </w:t>
+      </w:r>
+      <w:proofErr w:type="spellStart"/>
+      <w:r>
+        <w:rPr>
+          <w:lang w:val="en-US"/>
+        </w:rPr>
+        <w:t>qa</w:t>
+      </w:r>
+      <w:proofErr w:type="spellEnd"/>
+      <w:r>
+        <w:rPr>
+          <w:lang w:val="en-US"/>
+        </w:rPr>
+        <w:t xml:space="preserve"> in </w:t>
+      </w:r>
+      <w:proofErr w:type="spellStart"/>
+      <w:r>
+        <w:rPr>
+          <w:lang w:val="en-US"/>
+        </w:rPr>
+        <w:t>item.qa_list</w:t>
+      </w:r>
+      <w:proofErr w:type="spellEnd"/>
+      <w:r>
+        <w:rPr>
+          <w:lang w:val="en-US"/>
+        </w:rPr>
+        <w:t xml:space="preserve"> %}</w:t>
       </w:r>
     </w:p>
     <w:tbl>
@@ -3606,19 +4437,39 @@
                 <w:lang w:val="en-US"/>
               </w:rPr>
             </w:pPr>
+            <w:proofErr w:type="gramStart"/>
             <w:r>
               <w:rPr>
                 <w:lang w:val="en-US"/>
               </w:rPr>
               <w:t xml:space="preserve">{{ </w:t>
             </w:r>
+            <w:proofErr w:type="spellStart"/>
             <w:r>
               <w:rPr>
                 <w:sz w:val="2"/>
                 <w:szCs w:val="2"/>
                 <w:lang w:val="en-US"/>
               </w:rPr>
-              <w:t xml:space="preserve">loop.index </w:t>
+              <w:t>loop</w:t>
+            </w:r>
+            <w:proofErr w:type="gramEnd"/>
+            <w:r>
+              <w:rPr>
+                <w:sz w:val="2"/>
+                <w:szCs w:val="2"/>
+                <w:lang w:val="en-US"/>
+              </w:rPr>
+              <w:t>.index</w:t>
+            </w:r>
+            <w:proofErr w:type="spellEnd"/>
+            <w:r>
+              <w:rPr>
+                <w:sz w:val="2"/>
+                <w:szCs w:val="2"/>
+                <w:lang w:val="en-US"/>
+              </w:rPr>
+              <w:t xml:space="preserve"> </w:t>
             </w:r>
             <w:r>
               <w:rPr>
@@ -3638,11 +4489,47 @@
                 <w:lang w:val="en-US"/>
               </w:rPr>
             </w:pPr>
+            <w:proofErr w:type="gramStart"/>
             <w:r>
               <w:rPr>
                 <w:lang w:val="en-US"/>
               </w:rPr>
-              <w:t>{{ qa.q }}</w:t>
+              <w:t xml:space="preserve">{{ </w:t>
+            </w:r>
+            <w:proofErr w:type="spellStart"/>
+            <w:r>
+              <w:rPr>
+                <w:lang w:val="en-US"/>
+              </w:rPr>
+              <w:t>qa</w:t>
+            </w:r>
+            <w:proofErr w:type="gramEnd"/>
+            <w:r>
+              <w:rPr>
+                <w:lang w:val="en-US"/>
+              </w:rPr>
+              <w:t>.</w:t>
+            </w:r>
+            <w:proofErr w:type="gramStart"/>
+            <w:r>
+              <w:rPr>
+                <w:lang w:val="en-US"/>
+              </w:rPr>
+              <w:t>q</w:t>
+            </w:r>
+            <w:proofErr w:type="spellEnd"/>
+            <w:r>
+              <w:rPr>
+                <w:lang w:val="en-US"/>
+              </w:rPr>
+              <w:t xml:space="preserve"> }</w:t>
+            </w:r>
+            <w:proofErr w:type="gramEnd"/>
+            <w:r>
+              <w:rPr>
+                <w:lang w:val="en-US"/>
+              </w:rPr>
+              <w:t>}</w:t>
             </w:r>
           </w:p>
           <w:p>
@@ -3653,21 +4540,44 @@
                 <w:lang w:val="en-US"/>
               </w:rPr>
             </w:pPr>
+            <w:proofErr w:type="spellStart"/>
             <w:r>
               <w:rPr>
                 <w:b/>
                 <w:bCs/>
                 <w:lang w:val="en-US"/>
               </w:rPr>
-              <w:t>Jawaban:</w:t>
+              <w:t>Jawaban</w:t>
+            </w:r>
+            <w:proofErr w:type="spellEnd"/>
+            <w:r>
+              <w:rPr>
+                <w:b/>
+                <w:bCs/>
+                <w:lang w:val="en-US"/>
+              </w:rPr>
+              <w:t>:</w:t>
             </w:r>
           </w:p>
           <w:p>
             <w:pPr>
               <w:pStyle w:val="Text"/>
             </w:pPr>
-            <w:r>
-              <w:t>{{ qa.a }}</w:t>
+            <w:proofErr w:type="gramStart"/>
+            <w:r>
+              <w:t xml:space="preserve">{{ </w:t>
+            </w:r>
+            <w:proofErr w:type="spellStart"/>
+            <w:r>
+              <w:t>qa</w:t>
+            </w:r>
+            <w:proofErr w:type="gramEnd"/>
+            <w:r>
+              <w:t>.a</w:t>
+            </w:r>
+            <w:proofErr w:type="spellEnd"/>
+            <w:r>
+              <w:t xml:space="preserve"> }}</w:t>
             </w:r>
           </w:p>
         </w:tc>
@@ -3684,13 +4594,41 @@
         <w:rPr>
           <w:lang w:val="en-US"/>
         </w:rPr>
-        <w:t>{% endfor %}</w:t>
-      </w:r>
-      <w:r>
-        <w:rPr>
-          <w:lang w:val="en-US"/>
-        </w:rPr>
-        <w:t>{% else %}</w:t>
+        <w:t xml:space="preserve">{% </w:t>
+      </w:r>
+      <w:proofErr w:type="spellStart"/>
+      <w:r>
+        <w:rPr>
+          <w:lang w:val="en-US"/>
+        </w:rPr>
+        <w:t>endfor</w:t>
+      </w:r>
+      <w:proofErr w:type="spellEnd"/>
+      <w:r>
+        <w:rPr>
+          <w:lang w:val="en-US"/>
+        </w:rPr>
+        <w:t xml:space="preserve"> </w:t>
+      </w:r>
+      <w:proofErr w:type="gramStart"/>
+      <w:r>
+        <w:rPr>
+          <w:lang w:val="en-US"/>
+        </w:rPr>
+        <w:t>%}</w:t>
+      </w:r>
+      <w:r>
+        <w:rPr>
+          <w:lang w:val="en-US"/>
+        </w:rPr>
+        <w:t>{</w:t>
+      </w:r>
+      <w:proofErr w:type="gramEnd"/>
+      <w:r>
+        <w:rPr>
+          <w:lang w:val="en-US"/>
+        </w:rPr>
+        <w:t>% else %}</w:t>
       </w:r>
     </w:p>
     <w:p>
@@ -3702,6 +4640,7 @@
         </w:numPr>
         <w:ind w:left="578" w:hanging="153"/>
       </w:pPr>
+      <w:proofErr w:type="gramStart"/>
       <w:r>
         <w:t>II</w:t>
       </w:r>
@@ -3709,22 +4648,58 @@
         <w:rPr>
           <w:lang w:val="id-ID"/>
         </w:rPr>
-        <w:t>.{{ loop.index }}</w:t>
-      </w:r>
+        <w:t>.{{ loop</w:t>
+      </w:r>
+      <w:proofErr w:type="gramEnd"/>
       <w:r>
         <w:rPr>
           <w:lang w:val="id-ID"/>
         </w:rPr>
         <w:t>.</w:t>
       </w:r>
+      <w:proofErr w:type="gramStart"/>
+      <w:r>
+        <w:rPr>
+          <w:lang w:val="id-ID"/>
+        </w:rPr>
+        <w:t>index }}</w:t>
+      </w:r>
+      <w:r>
+        <w:rPr>
+          <w:lang w:val="id-ID"/>
+        </w:rPr>
+        <w:t>.</w:t>
+      </w:r>
       <w:r>
         <w:t>A.</w:t>
       </w:r>
+      <w:proofErr w:type="gramEnd"/>
       <w:r>
         <w:t xml:space="preserve"> </w:t>
       </w:r>
-      <w:r>
-        <w:t>{{ item.label_point_a }}</w:t>
+      <w:proofErr w:type="gramStart"/>
+      <w:r>
+        <w:t xml:space="preserve">{{ </w:t>
+      </w:r>
+      <w:proofErr w:type="spellStart"/>
+      <w:r>
+        <w:t>item</w:t>
+      </w:r>
+      <w:proofErr w:type="gramEnd"/>
+      <w:r>
+        <w:t>.label_point_</w:t>
+      </w:r>
+      <w:proofErr w:type="gramStart"/>
+      <w:r>
+        <w:t>a</w:t>
+      </w:r>
+      <w:proofErr w:type="spellEnd"/>
+      <w:r>
+        <w:t xml:space="preserve"> }</w:t>
+      </w:r>
+      <w:proofErr w:type="gramEnd"/>
+      <w:r>
+        <w:t>}</w:t>
       </w:r>
       <w:r>
         <w:t xml:space="preserve"> </w:t>
@@ -3738,11 +4713,19 @@
       <w:r>
         <w:t>{% if item.</w:t>
       </w:r>
-      <w:r>
-        <w:rPr>
-          <w:lang w:val="en-US"/>
-        </w:rPr>
-        <w:t xml:space="preserve">tipe == “1” </w:t>
+      <w:proofErr w:type="spellStart"/>
+      <w:r>
+        <w:rPr>
+          <w:lang w:val="en-US"/>
+        </w:rPr>
+        <w:t>tipe</w:t>
+      </w:r>
+      <w:proofErr w:type="spellEnd"/>
+      <w:r>
+        <w:rPr>
+          <w:lang w:val="en-US"/>
+        </w:rPr>
+        <w:t xml:space="preserve"> == “1” </w:t>
       </w:r>
       <w:r>
         <w:t>%}</w:t>
@@ -3762,8 +4745,18 @@
         <w:pStyle w:val="Code"/>
         <w:ind w:left="1276"/>
       </w:pPr>
-      <w:r>
-        <w:t>{{ k.isi }}</w:t>
+      <w:proofErr w:type="gramStart"/>
+      <w:r>
+        <w:t xml:space="preserve">{{ </w:t>
+      </w:r>
+      <w:proofErr w:type="spellStart"/>
+      <w:r>
+        <w:t>k.isi</w:t>
+      </w:r>
+      <w:proofErr w:type="spellEnd"/>
+      <w:proofErr w:type="gramEnd"/>
+      <w:r>
+        <w:t xml:space="preserve"> }}</w:t>
       </w:r>
     </w:p>
     <w:p>
@@ -3797,6 +4790,7 @@
       <w:r>
         <w:t>{% for baris in item.</w:t>
       </w:r>
+      <w:proofErr w:type="spellStart"/>
       <w:r>
         <w:rPr>
           <w:lang w:val="en-US"/>
@@ -3809,6 +4803,7 @@
         </w:rPr>
         <w:t>list</w:t>
       </w:r>
+      <w:proofErr w:type="spellEnd"/>
       <w:r>
         <w:t xml:space="preserve"> %}</w:t>
       </w:r>
@@ -3846,6 +4841,7 @@
         <w:spacing w:before="240"/>
         <w:ind w:left="578" w:hanging="153"/>
       </w:pPr>
+      <w:proofErr w:type="gramStart"/>
       <w:r>
         <w:t>II</w:t>
       </w:r>
@@ -3853,19 +4849,42 @@
         <w:rPr>
           <w:lang w:val="id-ID"/>
         </w:rPr>
-        <w:t>.{{ loop.index }}</w:t>
-      </w:r>
+        <w:t>.{{ loop</w:t>
+      </w:r>
+      <w:proofErr w:type="gramEnd"/>
       <w:r>
         <w:rPr>
           <w:lang w:val="id-ID"/>
         </w:rPr>
         <w:t>.</w:t>
       </w:r>
-      <w:r>
-        <w:t xml:space="preserve">B. </w:t>
-      </w:r>
-      <w:r>
-        <w:t xml:space="preserve">Tampilan </w:t>
+      <w:proofErr w:type="gramStart"/>
+      <w:r>
+        <w:rPr>
+          <w:lang w:val="id-ID"/>
+        </w:rPr>
+        <w:t>index }}</w:t>
+      </w:r>
+      <w:r>
+        <w:rPr>
+          <w:lang w:val="id-ID"/>
+        </w:rPr>
+        <w:t>.</w:t>
+      </w:r>
+      <w:r>
+        <w:t>B.</w:t>
+      </w:r>
+      <w:proofErr w:type="gramEnd"/>
+      <w:r>
+        <w:t xml:space="preserve"> </w:t>
+      </w:r>
+      <w:proofErr w:type="spellStart"/>
+      <w:r>
+        <w:t>Tampilan</w:t>
+      </w:r>
+      <w:proofErr w:type="spellEnd"/>
+      <w:r>
+        <w:t xml:space="preserve"> </w:t>
       </w:r>
       <w:r>
         <w:t xml:space="preserve">Hasil </w:t>
@@ -3882,7 +4901,43 @@
         <w:rPr>
           <w:lang w:val="en-US"/>
         </w:rPr>
-        <w:t>{% for gbr in item.list_gambar %}</w:t>
+        <w:t xml:space="preserve">{% for </w:t>
+      </w:r>
+      <w:proofErr w:type="spellStart"/>
+      <w:r>
+        <w:rPr>
+          <w:lang w:val="en-US"/>
+        </w:rPr>
+        <w:t>gbr</w:t>
+      </w:r>
+      <w:proofErr w:type="spellEnd"/>
+      <w:r>
+        <w:rPr>
+          <w:lang w:val="en-US"/>
+        </w:rPr>
+        <w:t xml:space="preserve"> in </w:t>
+      </w:r>
+      <w:proofErr w:type="spellStart"/>
+      <w:proofErr w:type="gramStart"/>
+      <w:r>
+        <w:rPr>
+          <w:lang w:val="en-US"/>
+        </w:rPr>
+        <w:t>item.list</w:t>
+      </w:r>
+      <w:proofErr w:type="gramEnd"/>
+      <w:r>
+        <w:rPr>
+          <w:lang w:val="en-US"/>
+        </w:rPr>
+        <w:t>_gambar</w:t>
+      </w:r>
+      <w:proofErr w:type="spellEnd"/>
+      <w:r>
+        <w:rPr>
+          <w:lang w:val="en-US"/>
+        </w:rPr>
+        <w:t xml:space="preserve"> %}</w:t>
       </w:r>
       <w:r>
         <w:rPr>
@@ -3890,11 +4945,47 @@
         </w:rPr>
         <w:t xml:space="preserve"> </w:t>
       </w:r>
-      <w:r>
-        <w:rPr>
-          <w:lang w:val="en-US"/>
-        </w:rPr>
-        <w:t>{{ gbr.objek_gambar }}</w:t>
+      <w:proofErr w:type="gramStart"/>
+      <w:r>
+        <w:rPr>
+          <w:lang w:val="en-US"/>
+        </w:rPr>
+        <w:t xml:space="preserve">{{ </w:t>
+      </w:r>
+      <w:proofErr w:type="spellStart"/>
+      <w:r>
+        <w:rPr>
+          <w:lang w:val="en-US"/>
+        </w:rPr>
+        <w:t>gbr</w:t>
+      </w:r>
+      <w:proofErr w:type="gramEnd"/>
+      <w:r>
+        <w:rPr>
+          <w:lang w:val="en-US"/>
+        </w:rPr>
+        <w:t>.objek_</w:t>
+      </w:r>
+      <w:proofErr w:type="gramStart"/>
+      <w:r>
+        <w:rPr>
+          <w:lang w:val="en-US"/>
+        </w:rPr>
+        <w:t>gambar</w:t>
+      </w:r>
+      <w:proofErr w:type="spellEnd"/>
+      <w:r>
+        <w:rPr>
+          <w:lang w:val="en-US"/>
+        </w:rPr>
+        <w:t xml:space="preserve"> }</w:t>
+      </w:r>
+      <w:proofErr w:type="gramEnd"/>
+      <w:r>
+        <w:rPr>
+          <w:lang w:val="en-US"/>
+        </w:rPr>
+        <w:t>}</w:t>
       </w:r>
     </w:p>
     <w:p>
@@ -3950,6 +5041,7 @@
         </w:numPr>
         <w:ind w:left="425"/>
       </w:pPr>
+      <w:proofErr w:type="gramStart"/>
       <w:r>
         <w:t>II</w:t>
       </w:r>
@@ -3957,16 +5049,34 @@
         <w:rPr>
           <w:lang w:val="id-ID"/>
         </w:rPr>
-        <w:t>.{{ loop.index }}</w:t>
-      </w:r>
+        <w:t>.{{ loop</w:t>
+      </w:r>
+      <w:proofErr w:type="gramEnd"/>
       <w:r>
         <w:rPr>
           <w:lang w:val="id-ID"/>
         </w:rPr>
         <w:t>.</w:t>
       </w:r>
-      <w:r>
-        <w:t xml:space="preserve">C. </w:t>
+      <w:proofErr w:type="gramStart"/>
+      <w:r>
+        <w:rPr>
+          <w:lang w:val="id-ID"/>
+        </w:rPr>
+        <w:t>index }}</w:t>
+      </w:r>
+      <w:r>
+        <w:rPr>
+          <w:lang w:val="id-ID"/>
+        </w:rPr>
+        <w:t>.</w:t>
+      </w:r>
+      <w:r>
+        <w:t>C.</w:t>
+      </w:r>
+      <w:proofErr w:type="gramEnd"/>
+      <w:r>
+        <w:t xml:space="preserve"> </w:t>
       </w:r>
       <w:r>
         <w:t>Analisa</w:t>
@@ -3982,7 +5092,7 @@
     </w:p>
     <w:p>
       <w:pPr>
-        <w:ind w:left="1191"/>
+        <w:ind w:left="1191" w:firstLine="249"/>
       </w:pPr>
       <w:r>
         <w:t>{{ p.teks }}</w:t>
@@ -4014,7 +5124,21 @@
         <w:rPr>
           <w:lang w:val="en-US"/>
         </w:rPr>
-        <w:t>{% endfor %}</w:t>
+        <w:t xml:space="preserve">{% </w:t>
+      </w:r>
+      <w:proofErr w:type="spellStart"/>
+      <w:r>
+        <w:rPr>
+          <w:lang w:val="en-US"/>
+        </w:rPr>
+        <w:t>endfor</w:t>
+      </w:r>
+      <w:proofErr w:type="spellEnd"/>
+      <w:r>
+        <w:rPr>
+          <w:lang w:val="en-US"/>
+        </w:rPr>
+        <w:t xml:space="preserve"> %}</w:t>
       </w:r>
       <w:r>
         <w:rPr>
@@ -4042,6 +5166,9 @@
       </w:r>
     </w:p>
     <w:p>
+      <w:pPr>
+        <w:ind w:firstLine="720"/>
+      </w:pPr>
       <w:r>
         <w:t>{{ item.teks }}</w:t>
       </w:r>
@@ -4063,7 +5190,7 @@
 </file>
 
 <file path=word/endnotes.xml><?xml version="1.0" encoding="utf-8"?>
-<w:endnotes xmlns:wpc="http://schemas.microsoft.com/office/word/2010/wordprocessingCanvas" xmlns:cx="http://schemas.microsoft.com/office/drawing/2014/chartex" xmlns:cx1="http://schemas.microsoft.com/office/drawing/2015/9/8/chartex" xmlns:cx2="http://schemas.microsoft.com/office/drawing/2015/10/21/chartex" xmlns:cx3="http://schemas.microsoft.com/office/drawing/2016/5/9/chartex" xmlns:cx4="http://schemas.microsoft.com/office/drawing/2016/5/10/chartex" xmlns:cx5="http://schemas.microsoft.com/office/drawing/2016/5/11/chartex" xmlns:cx6="http://schemas.microsoft.com/office/drawing/2016/5/12/chartex" xmlns:cx7="http://schemas.microsoft.com/office/drawing/2016/5/13/chartex" xmlns:cx8="http://schemas.microsoft.com/office/drawing/2016/5/14/chartex" xmlns:mc="http://schemas.openxmlformats.org/markup-compatibility/2006" xmlns:aink="http://schemas.microsoft.com/office/drawing/2016/ink" xmlns:am3d="http://schemas.microsoft.com/office/drawing/2017/model3d" xmlns:o="urn:schemas-microsoft-com:office:office" xmlns:r="http://schemas.openxmlformats.org/officeDocument/2006/relationships" xmlns:m="http://schemas.openxmlformats.org/officeDocument/2006/math" xmlns:v="urn:schemas-microsoft-com:vml" xmlns:wp14="http://schemas.microsoft.com/office/word/2010/wordprocessingDrawing" xmlns:wp="http://schemas.openxmlformats.org/drawingml/2006/wordprocessingDrawing" xmlns:w10="urn:schemas-microsoft-com:office:word" xmlns:w="http://schemas.openxmlformats.org/wordprocessingml/2006/main" xmlns:w14="http://schemas.microsoft.com/office/word/2010/wordml" xmlns:w15="http://schemas.microsoft.com/office/word/2012/wordml" xmlns:w16cex="http://schemas.microsoft.com/office/word/2018/wordml/cex" xmlns:w16cid="http://schemas.microsoft.com/office/word/2016/wordml/cid" xmlns:w16="http://schemas.microsoft.com/office/word/2018/wordml" xmlns:w16se="http://schemas.microsoft.com/office/word/2015/wordml/symex" xmlns:wpg="http://schemas.microsoft.com/office/word/2010/wordprocessingGroup" xmlns:wpi="http://schemas.microsoft.com/office/word/2010/wordprocessingInk" xmlns:wne="http://schemas.microsoft.com/office/word/2006/wordml" xmlns:wps="http://schemas.microsoft.com/office/word/2010/wordprocessingShape" mc:Ignorable="w14 w15 w16se w16cid w16 w16cex wp14">
+<w:endnotes xmlns:wpc="http://schemas.microsoft.com/office/word/2010/wordprocessingCanvas" xmlns:cx="http://schemas.microsoft.com/office/drawing/2014/chartex" xmlns:cx1="http://schemas.microsoft.com/office/drawing/2015/9/8/chartex" xmlns:cx2="http://schemas.microsoft.com/office/drawing/2015/10/21/chartex" xmlns:cx3="http://schemas.microsoft.com/office/drawing/2016/5/9/chartex" xmlns:cx4="http://schemas.microsoft.com/office/drawing/2016/5/10/chartex" xmlns:cx5="http://schemas.microsoft.com/office/drawing/2016/5/11/chartex" xmlns:cx6="http://schemas.microsoft.com/office/drawing/2016/5/12/chartex" xmlns:cx7="http://schemas.microsoft.com/office/drawing/2016/5/13/chartex" xmlns:cx8="http://schemas.microsoft.com/office/drawing/2016/5/14/chartex" xmlns:mc="http://schemas.openxmlformats.org/markup-compatibility/2006" xmlns:aink="http://schemas.microsoft.com/office/drawing/2016/ink" xmlns:am3d="http://schemas.microsoft.com/office/drawing/2017/model3d" xmlns:o="urn:schemas-microsoft-com:office:office" xmlns:oel="http://schemas.microsoft.com/office/2019/extlst" xmlns:r="http://schemas.openxmlformats.org/officeDocument/2006/relationships" xmlns:m="http://schemas.openxmlformats.org/officeDocument/2006/math" xmlns:v="urn:schemas-microsoft-com:vml" xmlns:wp14="http://schemas.microsoft.com/office/word/2010/wordprocessingDrawing" xmlns:wp="http://schemas.openxmlformats.org/drawingml/2006/wordprocessingDrawing" xmlns:w10="urn:schemas-microsoft-com:office:word" xmlns:w="http://schemas.openxmlformats.org/wordprocessingml/2006/main" xmlns:w14="http://schemas.microsoft.com/office/word/2010/wordml" xmlns:w15="http://schemas.microsoft.com/office/word/2012/wordml" xmlns:w16cex="http://schemas.microsoft.com/office/word/2018/wordml/cex" xmlns:w16cid="http://schemas.microsoft.com/office/word/2016/wordml/cid" xmlns:w16="http://schemas.microsoft.com/office/word/2018/wordml" xmlns:w16du="http://schemas.microsoft.com/office/word/2023/wordml/word16du" xmlns:w16sdtdh="http://schemas.microsoft.com/office/word/2020/wordml/sdtdatahash" xmlns:w16sdtfl="http://schemas.microsoft.com/office/word/2024/wordml/sdtformatlock" xmlns:w16se="http://schemas.microsoft.com/office/word/2015/wordml/symex" xmlns:wpg="http://schemas.microsoft.com/office/word/2010/wordprocessingGroup" xmlns:wpi="http://schemas.microsoft.com/office/word/2010/wordprocessingInk" xmlns:wne="http://schemas.microsoft.com/office/word/2006/wordml" xmlns:wps="http://schemas.microsoft.com/office/word/2010/wordprocessingShape" mc:Ignorable="w14 w15 w16se w16cid w16 w16cex w16sdtdh w16sdtfl w16du wp14">
   <w:endnote w:type="separator" w:id="-1">
     <w:p>
       <w:pPr>
@@ -4090,7 +5217,7 @@
 </file>
 
 <file path=word/footer1.xml><?xml version="1.0" encoding="utf-8"?>
-<w:ftr xmlns:wpc="http://schemas.microsoft.com/office/word/2010/wordprocessingCanvas" xmlns:cx="http://schemas.microsoft.com/office/drawing/2014/chartex" xmlns:cx1="http://schemas.microsoft.com/office/drawing/2015/9/8/chartex" xmlns:cx2="http://schemas.microsoft.com/office/drawing/2015/10/21/chartex" xmlns:cx3="http://schemas.microsoft.com/office/drawing/2016/5/9/chartex" xmlns:cx4="http://schemas.microsoft.com/office/drawing/2016/5/10/chartex" xmlns:cx5="http://schemas.microsoft.com/office/drawing/2016/5/11/chartex" xmlns:cx6="http://schemas.microsoft.com/office/drawing/2016/5/12/chartex" xmlns:cx7="http://schemas.microsoft.com/office/drawing/2016/5/13/chartex" xmlns:cx8="http://schemas.microsoft.com/office/drawing/2016/5/14/chartex" xmlns:mc="http://schemas.openxmlformats.org/markup-compatibility/2006" xmlns:aink="http://schemas.microsoft.com/office/drawing/2016/ink" xmlns:am3d="http://schemas.microsoft.com/office/drawing/2017/model3d" xmlns:o="urn:schemas-microsoft-com:office:office" xmlns:r="http://schemas.openxmlformats.org/officeDocument/2006/relationships" xmlns:m="http://schemas.openxmlformats.org/officeDocument/2006/math" xmlns:v="urn:schemas-microsoft-com:vml" xmlns:wp14="http://schemas.microsoft.com/office/word/2010/wordprocessingDrawing" xmlns:wp="http://schemas.openxmlformats.org/drawingml/2006/wordprocessingDrawing" xmlns:w10="urn:schemas-microsoft-com:office:word" xmlns:w="http://schemas.openxmlformats.org/wordprocessingml/2006/main" xmlns:w14="http://schemas.microsoft.com/office/word/2010/wordml" xmlns:w15="http://schemas.microsoft.com/office/word/2012/wordml" xmlns:w16cex="http://schemas.microsoft.com/office/word/2018/wordml/cex" xmlns:w16cid="http://schemas.microsoft.com/office/word/2016/wordml/cid" xmlns:w16="http://schemas.microsoft.com/office/word/2018/wordml" xmlns:w16se="http://schemas.microsoft.com/office/word/2015/wordml/symex" xmlns:wpg="http://schemas.microsoft.com/office/word/2010/wordprocessingGroup" xmlns:wpi="http://schemas.microsoft.com/office/word/2010/wordprocessingInk" xmlns:wne="http://schemas.microsoft.com/office/word/2006/wordml" xmlns:wps="http://schemas.microsoft.com/office/word/2010/wordprocessingShape" mc:Ignorable="w14 w15 w16se w16cid w16 w16cex wp14">
+<w:ftr xmlns:wpc="http://schemas.microsoft.com/office/word/2010/wordprocessingCanvas" xmlns:cx="http://schemas.microsoft.com/office/drawing/2014/chartex" xmlns:cx1="http://schemas.microsoft.com/office/drawing/2015/9/8/chartex" xmlns:cx2="http://schemas.microsoft.com/office/drawing/2015/10/21/chartex" xmlns:cx3="http://schemas.microsoft.com/office/drawing/2016/5/9/chartex" xmlns:cx4="http://schemas.microsoft.com/office/drawing/2016/5/10/chartex" xmlns:cx5="http://schemas.microsoft.com/office/drawing/2016/5/11/chartex" xmlns:cx6="http://schemas.microsoft.com/office/drawing/2016/5/12/chartex" xmlns:cx7="http://schemas.microsoft.com/office/drawing/2016/5/13/chartex" xmlns:cx8="http://schemas.microsoft.com/office/drawing/2016/5/14/chartex" xmlns:mc="http://schemas.openxmlformats.org/markup-compatibility/2006" xmlns:aink="http://schemas.microsoft.com/office/drawing/2016/ink" xmlns:am3d="http://schemas.microsoft.com/office/drawing/2017/model3d" xmlns:o="urn:schemas-microsoft-com:office:office" xmlns:oel="http://schemas.microsoft.com/office/2019/extlst" xmlns:r="http://schemas.openxmlformats.org/officeDocument/2006/relationships" xmlns:m="http://schemas.openxmlformats.org/officeDocument/2006/math" xmlns:v="urn:schemas-microsoft-com:vml" xmlns:wp14="http://schemas.microsoft.com/office/word/2010/wordprocessingDrawing" xmlns:wp="http://schemas.openxmlformats.org/drawingml/2006/wordprocessingDrawing" xmlns:w10="urn:schemas-microsoft-com:office:word" xmlns:w="http://schemas.openxmlformats.org/wordprocessingml/2006/main" xmlns:w14="http://schemas.microsoft.com/office/word/2010/wordml" xmlns:w15="http://schemas.microsoft.com/office/word/2012/wordml" xmlns:w16cex="http://schemas.microsoft.com/office/word/2018/wordml/cex" xmlns:w16cid="http://schemas.microsoft.com/office/word/2016/wordml/cid" xmlns:w16="http://schemas.microsoft.com/office/word/2018/wordml" xmlns:w16du="http://schemas.microsoft.com/office/word/2023/wordml/word16du" xmlns:w16sdtdh="http://schemas.microsoft.com/office/word/2020/wordml/sdtdatahash" xmlns:w16sdtfl="http://schemas.microsoft.com/office/word/2024/wordml/sdtformatlock" xmlns:w16se="http://schemas.microsoft.com/office/word/2015/wordml/symex" xmlns:wpg="http://schemas.microsoft.com/office/word/2010/wordprocessingGroup" xmlns:wpi="http://schemas.microsoft.com/office/word/2010/wordprocessingInk" xmlns:wne="http://schemas.microsoft.com/office/word/2006/wordml" xmlns:wps="http://schemas.microsoft.com/office/word/2010/wordprocessingShape" mc:Ignorable="w14 w15 w16se w16cid w16 w16cex w16sdtdh w16sdtfl w16du wp14">
   <w:sdt>
     <w:sdtPr>
       <w:id w:val="-517623792"/>
@@ -4139,7 +5266,7 @@
 </file>
 
 <file path=word/footer2.xml><?xml version="1.0" encoding="utf-8"?>
-<w:ftr xmlns:wpc="http://schemas.microsoft.com/office/word/2010/wordprocessingCanvas" xmlns:cx="http://schemas.microsoft.com/office/drawing/2014/chartex" xmlns:cx1="http://schemas.microsoft.com/office/drawing/2015/9/8/chartex" xmlns:cx2="http://schemas.microsoft.com/office/drawing/2015/10/21/chartex" xmlns:cx3="http://schemas.microsoft.com/office/drawing/2016/5/9/chartex" xmlns:cx4="http://schemas.microsoft.com/office/drawing/2016/5/10/chartex" xmlns:cx5="http://schemas.microsoft.com/office/drawing/2016/5/11/chartex" xmlns:cx6="http://schemas.microsoft.com/office/drawing/2016/5/12/chartex" xmlns:cx7="http://schemas.microsoft.com/office/drawing/2016/5/13/chartex" xmlns:cx8="http://schemas.microsoft.com/office/drawing/2016/5/14/chartex" xmlns:mc="http://schemas.openxmlformats.org/markup-compatibility/2006" xmlns:aink="http://schemas.microsoft.com/office/drawing/2016/ink" xmlns:am3d="http://schemas.microsoft.com/office/drawing/2017/model3d" xmlns:o="urn:schemas-microsoft-com:office:office" xmlns:r="http://schemas.openxmlformats.org/officeDocument/2006/relationships" xmlns:m="http://schemas.openxmlformats.org/officeDocument/2006/math" xmlns:v="urn:schemas-microsoft-com:vml" xmlns:wp14="http://schemas.microsoft.com/office/word/2010/wordprocessingDrawing" xmlns:wp="http://schemas.openxmlformats.org/drawingml/2006/wordprocessingDrawing" xmlns:w10="urn:schemas-microsoft-com:office:word" xmlns:w="http://schemas.openxmlformats.org/wordprocessingml/2006/main" xmlns:w14="http://schemas.microsoft.com/office/word/2010/wordml" xmlns:w15="http://schemas.microsoft.com/office/word/2012/wordml" xmlns:w16cex="http://schemas.microsoft.com/office/word/2018/wordml/cex" xmlns:w16cid="http://schemas.microsoft.com/office/word/2016/wordml/cid" xmlns:w16="http://schemas.microsoft.com/office/word/2018/wordml" xmlns:w16se="http://schemas.microsoft.com/office/word/2015/wordml/symex" xmlns:wpg="http://schemas.microsoft.com/office/word/2010/wordprocessingGroup" xmlns:wpi="http://schemas.microsoft.com/office/word/2010/wordprocessingInk" xmlns:wne="http://schemas.microsoft.com/office/word/2006/wordml" xmlns:wps="http://schemas.microsoft.com/office/word/2010/wordprocessingShape" mc:Ignorable="w14 w15 w16se w16cid w16 w16cex wp14">
+<w:ftr xmlns:wpc="http://schemas.microsoft.com/office/word/2010/wordprocessingCanvas" xmlns:cx="http://schemas.microsoft.com/office/drawing/2014/chartex" xmlns:cx1="http://schemas.microsoft.com/office/drawing/2015/9/8/chartex" xmlns:cx2="http://schemas.microsoft.com/office/drawing/2015/10/21/chartex" xmlns:cx3="http://schemas.microsoft.com/office/drawing/2016/5/9/chartex" xmlns:cx4="http://schemas.microsoft.com/office/drawing/2016/5/10/chartex" xmlns:cx5="http://schemas.microsoft.com/office/drawing/2016/5/11/chartex" xmlns:cx6="http://schemas.microsoft.com/office/drawing/2016/5/12/chartex" xmlns:cx7="http://schemas.microsoft.com/office/drawing/2016/5/13/chartex" xmlns:cx8="http://schemas.microsoft.com/office/drawing/2016/5/14/chartex" xmlns:mc="http://schemas.openxmlformats.org/markup-compatibility/2006" xmlns:aink="http://schemas.microsoft.com/office/drawing/2016/ink" xmlns:am3d="http://schemas.microsoft.com/office/drawing/2017/model3d" xmlns:o="urn:schemas-microsoft-com:office:office" xmlns:oel="http://schemas.microsoft.com/office/2019/extlst" xmlns:r="http://schemas.openxmlformats.org/officeDocument/2006/relationships" xmlns:m="http://schemas.openxmlformats.org/officeDocument/2006/math" xmlns:v="urn:schemas-microsoft-com:vml" xmlns:wp14="http://schemas.microsoft.com/office/word/2010/wordprocessingDrawing" xmlns:wp="http://schemas.openxmlformats.org/drawingml/2006/wordprocessingDrawing" xmlns:w10="urn:schemas-microsoft-com:office:word" xmlns:w="http://schemas.openxmlformats.org/wordprocessingml/2006/main" xmlns:w14="http://schemas.microsoft.com/office/word/2010/wordml" xmlns:w15="http://schemas.microsoft.com/office/word/2012/wordml" xmlns:w16cex="http://schemas.microsoft.com/office/word/2018/wordml/cex" xmlns:w16cid="http://schemas.microsoft.com/office/word/2016/wordml/cid" xmlns:w16="http://schemas.microsoft.com/office/word/2018/wordml" xmlns:w16du="http://schemas.microsoft.com/office/word/2023/wordml/word16du" xmlns:w16sdtdh="http://schemas.microsoft.com/office/word/2020/wordml/sdtdatahash" xmlns:w16sdtfl="http://schemas.microsoft.com/office/word/2024/wordml/sdtformatlock" xmlns:w16se="http://schemas.microsoft.com/office/word/2015/wordml/symex" xmlns:wpg="http://schemas.microsoft.com/office/word/2010/wordprocessingGroup" xmlns:wpi="http://schemas.microsoft.com/office/word/2010/wordprocessingInk" xmlns:wne="http://schemas.microsoft.com/office/word/2006/wordml" xmlns:wps="http://schemas.microsoft.com/office/word/2010/wordprocessingShape" mc:Ignorable="w14 w15 w16se w16cid w16 w16cex w16sdtdh w16sdtfl w16du wp14">
   <w:sdt>
     <w:sdtPr>
       <w:id w:val="-234937495"/>
@@ -4188,7 +5315,7 @@
 </file>
 
 <file path=word/footnotes.xml><?xml version="1.0" encoding="utf-8"?>
-<w:footnotes xmlns:wpc="http://schemas.microsoft.com/office/word/2010/wordprocessingCanvas" xmlns:cx="http://schemas.microsoft.com/office/drawing/2014/chartex" xmlns:cx1="http://schemas.microsoft.com/office/drawing/2015/9/8/chartex" xmlns:cx2="http://schemas.microsoft.com/office/drawing/2015/10/21/chartex" xmlns:cx3="http://schemas.microsoft.com/office/drawing/2016/5/9/chartex" xmlns:cx4="http://schemas.microsoft.com/office/drawing/2016/5/10/chartex" xmlns:cx5="http://schemas.microsoft.com/office/drawing/2016/5/11/chartex" xmlns:cx6="http://schemas.microsoft.com/office/drawing/2016/5/12/chartex" xmlns:cx7="http://schemas.microsoft.com/office/drawing/2016/5/13/chartex" xmlns:cx8="http://schemas.microsoft.com/office/drawing/2016/5/14/chartex" xmlns:mc="http://schemas.openxmlformats.org/markup-compatibility/2006" xmlns:aink="http://schemas.microsoft.com/office/drawing/2016/ink" xmlns:am3d="http://schemas.microsoft.com/office/drawing/2017/model3d" xmlns:o="urn:schemas-microsoft-com:office:office" xmlns:r="http://schemas.openxmlformats.org/officeDocument/2006/relationships" xmlns:m="http://schemas.openxmlformats.org/officeDocument/2006/math" xmlns:v="urn:schemas-microsoft-com:vml" xmlns:wp14="http://schemas.microsoft.com/office/word/2010/wordprocessingDrawing" xmlns:wp="http://schemas.openxmlformats.org/drawingml/2006/wordprocessingDrawing" xmlns:w10="urn:schemas-microsoft-com:office:word" xmlns:w="http://schemas.openxmlformats.org/wordprocessingml/2006/main" xmlns:w14="http://schemas.microsoft.com/office/word/2010/wordml" xmlns:w15="http://schemas.microsoft.com/office/word/2012/wordml" xmlns:w16cex="http://schemas.microsoft.com/office/word/2018/wordml/cex" xmlns:w16cid="http://schemas.microsoft.com/office/word/2016/wordml/cid" xmlns:w16="http://schemas.microsoft.com/office/word/2018/wordml" xmlns:w16se="http://schemas.microsoft.com/office/word/2015/wordml/symex" xmlns:wpg="http://schemas.microsoft.com/office/word/2010/wordprocessingGroup" xmlns:wpi="http://schemas.microsoft.com/office/word/2010/wordprocessingInk" xmlns:wne="http://schemas.microsoft.com/office/word/2006/wordml" xmlns:wps="http://schemas.microsoft.com/office/word/2010/wordprocessingShape" mc:Ignorable="w14 w15 w16se w16cid w16 w16cex wp14">
+<w:footnotes xmlns:wpc="http://schemas.microsoft.com/office/word/2010/wordprocessingCanvas" xmlns:cx="http://schemas.microsoft.com/office/drawing/2014/chartex" xmlns:cx1="http://schemas.microsoft.com/office/drawing/2015/9/8/chartex" xmlns:cx2="http://schemas.microsoft.com/office/drawing/2015/10/21/chartex" xmlns:cx3="http://schemas.microsoft.com/office/drawing/2016/5/9/chartex" xmlns:cx4="http://schemas.microsoft.com/office/drawing/2016/5/10/chartex" xmlns:cx5="http://schemas.microsoft.com/office/drawing/2016/5/11/chartex" xmlns:cx6="http://schemas.microsoft.com/office/drawing/2016/5/12/chartex" xmlns:cx7="http://schemas.microsoft.com/office/drawing/2016/5/13/chartex" xmlns:cx8="http://schemas.microsoft.com/office/drawing/2016/5/14/chartex" xmlns:mc="http://schemas.openxmlformats.org/markup-compatibility/2006" xmlns:aink="http://schemas.microsoft.com/office/drawing/2016/ink" xmlns:am3d="http://schemas.microsoft.com/office/drawing/2017/model3d" xmlns:o="urn:schemas-microsoft-com:office:office" xmlns:oel="http://schemas.microsoft.com/office/2019/extlst" xmlns:r="http://schemas.openxmlformats.org/officeDocument/2006/relationships" xmlns:m="http://schemas.openxmlformats.org/officeDocument/2006/math" xmlns:v="urn:schemas-microsoft-com:vml" xmlns:wp14="http://schemas.microsoft.com/office/word/2010/wordprocessingDrawing" xmlns:wp="http://schemas.openxmlformats.org/drawingml/2006/wordprocessingDrawing" xmlns:w10="urn:schemas-microsoft-com:office:word" xmlns:w="http://schemas.openxmlformats.org/wordprocessingml/2006/main" xmlns:w14="http://schemas.microsoft.com/office/word/2010/wordml" xmlns:w15="http://schemas.microsoft.com/office/word/2012/wordml" xmlns:w16cex="http://schemas.microsoft.com/office/word/2018/wordml/cex" xmlns:w16cid="http://schemas.microsoft.com/office/word/2016/wordml/cid" xmlns:w16="http://schemas.microsoft.com/office/word/2018/wordml" xmlns:w16du="http://schemas.microsoft.com/office/word/2023/wordml/word16du" xmlns:w16sdtdh="http://schemas.microsoft.com/office/word/2020/wordml/sdtdatahash" xmlns:w16sdtfl="http://schemas.microsoft.com/office/word/2024/wordml/sdtformatlock" xmlns:w16se="http://schemas.microsoft.com/office/word/2015/wordml/symex" xmlns:wpg="http://schemas.microsoft.com/office/word/2010/wordprocessingGroup" xmlns:wpi="http://schemas.microsoft.com/office/word/2010/wordprocessingInk" xmlns:wne="http://schemas.microsoft.com/office/word/2006/wordml" xmlns:wps="http://schemas.microsoft.com/office/word/2010/wordprocessingShape" mc:Ignorable="w14 w15 w16se w16cid w16 w16cex w16sdtdh w16sdtfl w16du wp14">
   <w:footnote w:type="separator" w:id="-1">
     <w:p>
       <w:pPr>
@@ -4215,7 +5342,7 @@
 </file>
 
 <file path=word/numbering.xml><?xml version="1.0" encoding="utf-8"?>
-<w:numbering xmlns:wpc="http://schemas.microsoft.com/office/word/2010/wordprocessingCanvas" xmlns:cx="http://schemas.microsoft.com/office/drawing/2014/chartex" xmlns:cx1="http://schemas.microsoft.com/office/drawing/2015/9/8/chartex" xmlns:cx2="http://schemas.microsoft.com/office/drawing/2015/10/21/chartex" xmlns:cx3="http://schemas.microsoft.com/office/drawing/2016/5/9/chartex" xmlns:cx4="http://schemas.microsoft.com/office/drawing/2016/5/10/chartex" xmlns:cx5="http://schemas.microsoft.com/office/drawing/2016/5/11/chartex" xmlns:cx6="http://schemas.microsoft.com/office/drawing/2016/5/12/chartex" xmlns:cx7="http://schemas.microsoft.com/office/drawing/2016/5/13/chartex" xmlns:cx8="http://schemas.microsoft.com/office/drawing/2016/5/14/chartex" xmlns:mc="http://schemas.openxmlformats.org/markup-compatibility/2006" xmlns:aink="http://schemas.microsoft.com/office/drawing/2016/ink" xmlns:am3d="http://schemas.microsoft.com/office/drawing/2017/model3d" xmlns:o="urn:schemas-microsoft-com:office:office" xmlns:r="http://schemas.openxmlformats.org/officeDocument/2006/relationships" xmlns:m="http://schemas.openxmlformats.org/officeDocument/2006/math" xmlns:v="urn:schemas-microsoft-com:vml" xmlns:wp14="http://schemas.microsoft.com/office/word/2010/wordprocessingDrawing" xmlns:wp="http://schemas.openxmlformats.org/drawingml/2006/wordprocessingDrawing" xmlns:w10="urn:schemas-microsoft-com:office:word" xmlns:w="http://schemas.openxmlformats.org/wordprocessingml/2006/main" xmlns:w14="http://schemas.microsoft.com/office/word/2010/wordml" xmlns:w15="http://schemas.microsoft.com/office/word/2012/wordml" xmlns:w16cex="http://schemas.microsoft.com/office/word/2018/wordml/cex" xmlns:w16cid="http://schemas.microsoft.com/office/word/2016/wordml/cid" xmlns:w16="http://schemas.microsoft.com/office/word/2018/wordml" xmlns:w16se="http://schemas.microsoft.com/office/word/2015/wordml/symex" xmlns:wpg="http://schemas.microsoft.com/office/word/2010/wordprocessingGroup" xmlns:wpi="http://schemas.microsoft.com/office/word/2010/wordprocessingInk" xmlns:wne="http://schemas.microsoft.com/office/word/2006/wordml" xmlns:wps="http://schemas.microsoft.com/office/word/2010/wordprocessingShape" mc:Ignorable="w14 w15 w16se w16cid w16 w16cex wp14">
+<w:numbering xmlns:wpc="http://schemas.microsoft.com/office/word/2010/wordprocessingCanvas" xmlns:cx="http://schemas.microsoft.com/office/drawing/2014/chartex" xmlns:cx1="http://schemas.microsoft.com/office/drawing/2015/9/8/chartex" xmlns:cx2="http://schemas.microsoft.com/office/drawing/2015/10/21/chartex" xmlns:cx3="http://schemas.microsoft.com/office/drawing/2016/5/9/chartex" xmlns:cx4="http://schemas.microsoft.com/office/drawing/2016/5/10/chartex" xmlns:cx5="http://schemas.microsoft.com/office/drawing/2016/5/11/chartex" xmlns:cx6="http://schemas.microsoft.com/office/drawing/2016/5/12/chartex" xmlns:cx7="http://schemas.microsoft.com/office/drawing/2016/5/13/chartex" xmlns:cx8="http://schemas.microsoft.com/office/drawing/2016/5/14/chartex" xmlns:mc="http://schemas.openxmlformats.org/markup-compatibility/2006" xmlns:aink="http://schemas.microsoft.com/office/drawing/2016/ink" xmlns:am3d="http://schemas.microsoft.com/office/drawing/2017/model3d" xmlns:o="urn:schemas-microsoft-com:office:office" xmlns:oel="http://schemas.microsoft.com/office/2019/extlst" xmlns:r="http://schemas.openxmlformats.org/officeDocument/2006/relationships" xmlns:m="http://schemas.openxmlformats.org/officeDocument/2006/math" xmlns:v="urn:schemas-microsoft-com:vml" xmlns:wp14="http://schemas.microsoft.com/office/word/2010/wordprocessingDrawing" xmlns:wp="http://schemas.openxmlformats.org/drawingml/2006/wordprocessingDrawing" xmlns:w10="urn:schemas-microsoft-com:office:word" xmlns:w="http://schemas.openxmlformats.org/wordprocessingml/2006/main" xmlns:w14="http://schemas.microsoft.com/office/word/2010/wordml" xmlns:w15="http://schemas.microsoft.com/office/word/2012/wordml" xmlns:w16cex="http://schemas.microsoft.com/office/word/2018/wordml/cex" xmlns:w16cid="http://schemas.microsoft.com/office/word/2016/wordml/cid" xmlns:w16="http://schemas.microsoft.com/office/word/2018/wordml" xmlns:w16du="http://schemas.microsoft.com/office/word/2023/wordml/word16du" xmlns:w16sdtdh="http://schemas.microsoft.com/office/word/2020/wordml/sdtdatahash" xmlns:w16sdtfl="http://schemas.microsoft.com/office/word/2024/wordml/sdtformatlock" xmlns:w16se="http://schemas.microsoft.com/office/word/2015/wordml/symex" xmlns:wpg="http://schemas.microsoft.com/office/word/2010/wordprocessingGroup" xmlns:wpi="http://schemas.microsoft.com/office/word/2010/wordprocessingInk" xmlns:wne="http://schemas.microsoft.com/office/word/2006/wordml" xmlns:wps="http://schemas.microsoft.com/office/word/2010/wordprocessingShape" mc:Ignorable="w14 w15 w16se w16cid w16 w16cex w16sdtdh w16sdtfl w16du wp14">
   <w:abstractNum w:abstractNumId="0" w15:restartNumberingAfterBreak="0">
     <w:nsid w:val="01344BC1"/>
     <w:multiLevelType w:val="hybridMultilevel"/>
@@ -7215,106 +8342,106 @@
       </w:pPr>
     </w:lvl>
   </w:abstractNum>
-  <w:num w:numId="1">
+  <w:num w:numId="1" w16cid:durableId="2081097090">
     <w:abstractNumId w:val="31"/>
   </w:num>
-  <w:num w:numId="2">
+  <w:num w:numId="2" w16cid:durableId="916599993">
     <w:abstractNumId w:val="25"/>
   </w:num>
-  <w:num w:numId="3">
+  <w:num w:numId="3" w16cid:durableId="359669388">
     <w:abstractNumId w:val="10"/>
   </w:num>
-  <w:num w:numId="4">
+  <w:num w:numId="4" w16cid:durableId="1533493015">
     <w:abstractNumId w:val="9"/>
   </w:num>
-  <w:num w:numId="5">
+  <w:num w:numId="5" w16cid:durableId="1635520408">
     <w:abstractNumId w:val="22"/>
   </w:num>
-  <w:num w:numId="6">
+  <w:num w:numId="6" w16cid:durableId="2104765829">
     <w:abstractNumId w:val="2"/>
   </w:num>
-  <w:num w:numId="7">
+  <w:num w:numId="7" w16cid:durableId="1962415562">
     <w:abstractNumId w:val="32"/>
   </w:num>
-  <w:num w:numId="8">
+  <w:num w:numId="8" w16cid:durableId="1536967235">
     <w:abstractNumId w:val="7"/>
   </w:num>
-  <w:num w:numId="9">
+  <w:num w:numId="9" w16cid:durableId="822238427">
     <w:abstractNumId w:val="0"/>
   </w:num>
-  <w:num w:numId="10">
+  <w:num w:numId="10" w16cid:durableId="1348018201">
     <w:abstractNumId w:val="1"/>
   </w:num>
-  <w:num w:numId="11">
+  <w:num w:numId="11" w16cid:durableId="140315008">
     <w:abstractNumId w:val="14"/>
   </w:num>
-  <w:num w:numId="12">
+  <w:num w:numId="12" w16cid:durableId="903027811">
     <w:abstractNumId w:val="21"/>
   </w:num>
-  <w:num w:numId="13">
+  <w:num w:numId="13" w16cid:durableId="2038189743">
     <w:abstractNumId w:val="17"/>
   </w:num>
-  <w:num w:numId="14">
+  <w:num w:numId="14" w16cid:durableId="291837336">
     <w:abstractNumId w:val="30"/>
   </w:num>
-  <w:num w:numId="15">
+  <w:num w:numId="15" w16cid:durableId="1997105976">
     <w:abstractNumId w:val="28"/>
   </w:num>
-  <w:num w:numId="16">
+  <w:num w:numId="16" w16cid:durableId="9990725">
     <w:abstractNumId w:val="4"/>
   </w:num>
-  <w:num w:numId="17">
+  <w:num w:numId="17" w16cid:durableId="1985045941">
     <w:abstractNumId w:val="3"/>
   </w:num>
-  <w:num w:numId="18">
+  <w:num w:numId="18" w16cid:durableId="366413408">
     <w:abstractNumId w:val="26"/>
   </w:num>
-  <w:num w:numId="19">
+  <w:num w:numId="19" w16cid:durableId="1159536626">
     <w:abstractNumId w:val="19"/>
   </w:num>
-  <w:num w:numId="20">
+  <w:num w:numId="20" w16cid:durableId="745762644">
     <w:abstractNumId w:val="15"/>
   </w:num>
-  <w:num w:numId="21">
+  <w:num w:numId="21" w16cid:durableId="1204364964">
     <w:abstractNumId w:val="5"/>
   </w:num>
-  <w:num w:numId="22">
+  <w:num w:numId="22" w16cid:durableId="1485388139">
     <w:abstractNumId w:val="6"/>
   </w:num>
-  <w:num w:numId="23">
+  <w:num w:numId="23" w16cid:durableId="1302734903">
     <w:abstractNumId w:val="20"/>
   </w:num>
-  <w:num w:numId="24">
+  <w:num w:numId="24" w16cid:durableId="1038624378">
     <w:abstractNumId w:val="13"/>
   </w:num>
-  <w:num w:numId="25">
+  <w:num w:numId="25" w16cid:durableId="1710492859">
     <w:abstractNumId w:val="18"/>
   </w:num>
-  <w:num w:numId="26">
+  <w:num w:numId="26" w16cid:durableId="809663891">
     <w:abstractNumId w:val="11"/>
   </w:num>
-  <w:num w:numId="27">
+  <w:num w:numId="27" w16cid:durableId="63336403">
     <w:abstractNumId w:val="27"/>
   </w:num>
-  <w:num w:numId="28">
+  <w:num w:numId="28" w16cid:durableId="1972396595">
     <w:abstractNumId w:val="23"/>
   </w:num>
-  <w:num w:numId="29">
+  <w:num w:numId="29" w16cid:durableId="2011909269">
     <w:abstractNumId w:val="16"/>
   </w:num>
-  <w:num w:numId="30">
+  <w:num w:numId="30" w16cid:durableId="1199588180">
     <w:abstractNumId w:val="24"/>
   </w:num>
-  <w:num w:numId="31">
+  <w:num w:numId="31" w16cid:durableId="1119909643">
     <w:abstractNumId w:val="33"/>
   </w:num>
-  <w:num w:numId="32">
+  <w:num w:numId="32" w16cid:durableId="1505777979">
     <w:abstractNumId w:val="12"/>
   </w:num>
-  <w:num w:numId="33">
+  <w:num w:numId="33" w16cid:durableId="201598493">
     <w:abstractNumId w:val="8"/>
   </w:num>
-  <w:num w:numId="34">
+  <w:num w:numId="34" w16cid:durableId="2050641999">
     <w:abstractNumId w:val="29"/>
   </w:num>
   <w:numIdMacAtCleanup w:val="2"/>
@@ -7322,7 +8449,7 @@
 </file>
 
 <file path=word/styles.xml><?xml version="1.0" encoding="utf-8"?>
-<w:styles xmlns:mc="http://schemas.openxmlformats.org/markup-compatibility/2006" xmlns:r="http://schemas.openxmlformats.org/officeDocument/2006/relationships" xmlns:w="http://schemas.openxmlformats.org/wordprocessingml/2006/main" xmlns:w14="http://schemas.microsoft.com/office/word/2010/wordml" xmlns:w15="http://schemas.microsoft.com/office/word/2012/wordml" xmlns:w16cex="http://schemas.microsoft.com/office/word/2018/wordml/cex" xmlns:w16cid="http://schemas.microsoft.com/office/word/2016/wordml/cid" xmlns:w16="http://schemas.microsoft.com/office/word/2018/wordml" xmlns:w16se="http://schemas.microsoft.com/office/word/2015/wordml/symex" mc:Ignorable="w14 w15 w16se w16cid w16 w16cex">
+<w:styles xmlns:mc="http://schemas.openxmlformats.org/markup-compatibility/2006" xmlns:r="http://schemas.openxmlformats.org/officeDocument/2006/relationships" xmlns:w="http://schemas.openxmlformats.org/wordprocessingml/2006/main" xmlns:w14="http://schemas.microsoft.com/office/word/2010/wordml" xmlns:w15="http://schemas.microsoft.com/office/word/2012/wordml" xmlns:w16cex="http://schemas.microsoft.com/office/word/2018/wordml/cex" xmlns:w16cid="http://schemas.microsoft.com/office/word/2016/wordml/cid" xmlns:w16="http://schemas.microsoft.com/office/word/2018/wordml" xmlns:w16du="http://schemas.microsoft.com/office/word/2023/wordml/word16du" xmlns:w16sdtdh="http://schemas.microsoft.com/office/word/2020/wordml/sdtdatahash" xmlns:w16sdtfl="http://schemas.microsoft.com/office/word/2024/wordml/sdtformatlock" xmlns:w16se="http://schemas.microsoft.com/office/word/2015/wordml/symex" mc:Ignorable="w14 w15 w16se w16cid w16 w16cex w16sdtdh w16sdtfl w16du">
   <w:docDefaults>
     <w:rPrDefault>
       <w:rPr>
